--- a/Project Documents/721814 SOP/721814 SOP/Medical/CS_WI_MS001 Revision 12.docx
+++ b/Project Documents/721814 SOP/721814 SOP/Medical/CS_WI_MS001 Revision 12.docx
@@ -89,41 +89,6 @@
                 <w:rFonts w:ascii="Times New Roman"/>
                 <w:sz w:val="20"/>
               </w:rPr>
-              <w:drawing>
-                <wp:inline distT="0" distB="0" distL="0" distR="0">
-                  <wp:extent cx="1978151" cy="347472"/>
-                  <wp:effectExtent l="0" t="0" r="0" b="0"/>
-                  <wp:docPr id="1" name="image1.png"/>
-                  <wp:cNvGraphicFramePr>
-                    <a:graphicFrameLocks noChangeAspect="1"/>
-                  </wp:cNvGraphicFramePr>
-                  <a:graphic>
-                    <a:graphicData uri="http://schemas.openxmlformats.org/drawingml/2006/picture">
-                      <pic:pic>
-                        <pic:nvPicPr>
-                          <pic:cNvPr id="2" name="image1.png"/>
-                          <pic:cNvPicPr/>
-                        </pic:nvPicPr>
-                        <pic:blipFill>
-                          <a:blip r:embed="rId6" cstate="print"/>
-                          <a:stretch>
-                            <a:fillRect/>
-                          </a:stretch>
-                        </pic:blipFill>
-                        <pic:spPr>
-                          <a:xfrm>
-                            <a:off x="0" y="0"/>
-                            <a:ext cx="1978151" cy="347472"/>
-                          </a:xfrm>
-                          <a:prstGeom prst="rect">
-                            <a:avLst/>
-                          </a:prstGeom>
-                        </pic:spPr>
-                      </pic:pic>
-                    </a:graphicData>
-                  </a:graphic>
-                </wp:inline>
-              </w:drawing>
             </w:r>
             <w:r>
               <w:rPr>
@@ -2755,6 +2720,11 @@
         </w:rPr>
         <w:sectPr>
           <w:footerReference w:type="default" r:id="rId5"/>
+          <w:headerReference w:type="default" r:id="rId134"/>
+          <w:headerReference w:type="first" r:id="rId135"/>
+          <w:headerReference w:type="even" r:id="rId136"/>
+          <w:footerReference w:type="first" r:id="rId137"/>
+          <w:footerReference w:type="even" r:id="rId138"/>
           <w:type w:val="continuous"/>
           <w:pgSz w:w="12240" w:h="15840"/>
           <w:pgMar w:footer="1067" w:header="0" w:top="700" w:bottom="1260" w:left="900" w:right="960"/>
@@ -13187,362 +13157,6 @@
       </w:pPr>
       <w:r>
         <w:rPr/>
-        <w:pict>
-          <v:group style="position:absolute;margin-left:102.843597pt;margin-top:9.112258pt;width:406.2pt;height:530.8pt;mso-position-horizontal-relative:page;mso-position-vertical-relative:paragraph;z-index:-15728128;mso-wrap-distance-left:0;mso-wrap-distance-right:0" id="docshapegroup6" coordorigin="2057,182" coordsize="8124,10616">
-            <v:shape style="position:absolute;left:4852;top:208;width:2180;height:509" type="#_x0000_t75" id="docshape7" stroked="false">
-              <v:imagedata r:id="rId13" o:title=""/>
-            </v:shape>
-            <v:shape style="position:absolute;left:4848;top:434;width:159;height:260" type="#_x0000_t75" id="docshape8" stroked="false">
-              <v:imagedata r:id="rId14" o:title=""/>
-            </v:shape>
-            <v:shape style="position:absolute;left:4884;top:208;width:2152;height:485" type="#_x0000_t75" id="docshape9" stroked="false">
-              <v:imagedata r:id="rId15" o:title=""/>
-            </v:shape>
-            <v:shape style="position:absolute;left:4824;top:184;width:2180;height:500" type="#_x0000_t75" id="docshape10" stroked="false">
-              <v:imagedata r:id="rId16" o:title=""/>
-            </v:shape>
-            <v:shape style="position:absolute;left:4824;top:184;width:2180;height:500" id="docshape11" coordorigin="4824,185" coordsize="2180,500" path="m5078,684l6754,684,6833,671,6902,636,6955,582,6991,514,7003,434,6991,355,6955,286,6902,232,6833,197,6754,185,5078,185,4998,197,4929,232,4873,286,4837,355,4824,434,4837,514,4873,582,4929,636,4998,671,5078,684xe" filled="false" stroked="true" strokeweight=".2328pt" strokecolor="#404040">
-              <v:path arrowok="t"/>
-              <v:stroke dashstyle="solid"/>
-            </v:shape>
-            <v:shape style="position:absolute;left:4891;top:285;width:2074;height:389" type="#_x0000_t75" id="docshape12" stroked="false">
-              <v:imagedata r:id="rId17" o:title=""/>
-            </v:shape>
-            <v:shape style="position:absolute;left:4992;top:467;width:1882;height:389" type="#_x0000_t75" id="docshape13" stroked="false">
-              <v:imagedata r:id="rId18" o:title=""/>
-            </v:shape>
-            <v:line style="position:absolute" from="5914,684" to="5914,924" stroked="true" strokeweight=".93168pt" strokecolor="#404040">
-              <v:stroke dashstyle="solid"/>
-            </v:line>
-            <v:shape style="position:absolute;left:5270;top:1043;width:1344;height:759" type="#_x0000_t75" id="docshape14" stroked="false">
-              <v:imagedata r:id="rId19" o:title=""/>
-            </v:shape>
-            <v:shape style="position:absolute;left:5246;top:1019;width:1340;height:754" type="#_x0000_t75" id="docshape15" stroked="false">
-              <v:imagedata r:id="rId20" o:title=""/>
-            </v:shape>
-            <v:rect style="position:absolute;left:5246;top:1019;width:1340;height:754" id="docshape16" filled="false" stroked="true" strokeweight=".2328pt" strokecolor="#404040">
-              <v:stroke dashstyle="solid"/>
-            </v:rect>
-            <v:shape style="position:absolute;left:5352;top:1158;width:1152;height:389" type="#_x0000_t75" id="docshape17" stroked="false">
-              <v:imagedata r:id="rId21" o:title=""/>
-            </v:shape>
-            <v:shape style="position:absolute;left:5548;top:1341;width:730;height:389" type="#_x0000_t75" id="docshape18" stroked="false">
-              <v:imagedata r:id="rId22" o:title=""/>
-            </v:shape>
-            <v:shape style="position:absolute;left:5640;top:1523;width:576;height:375" type="#_x0000_t75" id="docshape19" stroked="false">
-              <v:imagedata r:id="rId23" o:title=""/>
-            </v:shape>
-            <v:shape style="position:absolute;left:5851;top:890;width:130;height:130" id="docshape20" coordorigin="5851,890" coordsize="130,130" path="m5914,1020l5851,890,5882,901,5914,905,5948,901,5981,890,5914,1020xe" filled="true" fillcolor="#404040" stroked="false">
-              <v:path arrowok="t"/>
-              <v:fill type="solid"/>
-            </v:shape>
-            <v:line style="position:absolute" from="5914,1773" to="5914,2009" stroked="true" strokeweight=".93168pt" strokecolor="#404040">
-              <v:stroke dashstyle="solid"/>
-            </v:line>
-            <v:shape style="position:absolute;left:4435;top:2138;width:3015;height:1839" type="#_x0000_t75" id="docshape21" stroked="false">
-              <v:imagedata r:id="rId24" o:title=""/>
-            </v:shape>
-            <v:shape style="position:absolute;left:4430;top:2133;width:3024;height:1841" type="#_x0000_t75" id="docshape22" stroked="false">
-              <v:imagedata r:id="rId25" o:title=""/>
-            </v:shape>
-            <v:shape style="position:absolute;left:4406;top:2109;width:3020;height:1844" type="#_x0000_t75" id="docshape23" stroked="false">
-              <v:imagedata r:id="rId26" o:title=""/>
-            </v:shape>
-            <v:shape style="position:absolute;left:4406;top:2109;width:3020;height:1844" id="docshape24" coordorigin="4406,2109" coordsize="3020,1844" path="m4406,3031l5914,2109,7426,3031,5914,3953,4406,3031xe" filled="false" stroked="true" strokeweight=".2328pt" strokecolor="#404040">
-              <v:path arrowok="t"/>
-              <v:stroke dashstyle="solid"/>
-            </v:shape>
-            <v:shape style="position:absolute;left:5203;top:2627;width:1503;height:567" type="#_x0000_t75" id="docshape25" stroked="false">
-              <v:imagedata r:id="rId27" o:title=""/>
-            </v:shape>
-            <v:shape style="position:absolute;left:5198;top:2805;width:1004;height:389" type="#_x0000_t75" id="docshape26" stroked="false">
-              <v:imagedata r:id="rId28" o:title=""/>
-            </v:shape>
-            <v:shape style="position:absolute;left:6244;top:2819;width:178;height:260" type="#_x0000_t75" id="docshape27" stroked="false">
-              <v:imagedata r:id="rId29" o:title=""/>
-            </v:shape>
-            <v:shape style="position:absolute;left:5409;top:2992;width:999;height:375" type="#_x0000_t75" id="docshape28" stroked="false">
-              <v:imagedata r:id="rId30" o:title=""/>
-            </v:shape>
-            <v:shape style="position:absolute;left:5400;top:3170;width:533;height:375" type="#_x0000_t75" id="docshape29" stroked="false">
-              <v:imagedata r:id="rId31" o:title=""/>
-            </v:shape>
-            <v:shape style="position:absolute;left:5198;top:3198;width:77;height:341" type="#_x0000_t75" id="docshape30" stroked="false">
-              <v:imagedata r:id="rId32" o:title=""/>
-            </v:shape>
-            <v:shape style="position:absolute;left:5971;top:3165;width:730;height:389" type="#_x0000_t75" id="docshape31" stroked="false">
-              <v:imagedata r:id="rId33" o:title=""/>
-            </v:shape>
-            <v:shape style="position:absolute;left:5409;top:3347;width:845;height:346" type="#_x0000_t75" id="docshape32" stroked="false">
-              <v:imagedata r:id="rId34" o:title=""/>
-            </v:shape>
-            <v:shape style="position:absolute;left:5539;top:3530;width:692;height:375" type="#_x0000_t75" id="docshape33" stroked="false">
-              <v:imagedata r:id="rId35" o:title=""/>
-            </v:shape>
-            <v:shape style="position:absolute;left:5851;top:1979;width:130;height:130" id="docshape34" coordorigin="5851,1980" coordsize="130,130" path="m5914,2109l5851,1980,5882,1991,5914,1994,5948,1991,5981,1980,5914,2109xe" filled="true" fillcolor="#404040" stroked="false">
-              <v:path arrowok="t"/>
-              <v:fill type="solid"/>
-            </v:shape>
-            <v:line style="position:absolute" from="4406,3031" to="3835,3031" stroked="true" strokeweight=".93168pt" strokecolor="#404040">
-              <v:stroke dashstyle="solid"/>
-            </v:line>
-            <v:shape style="position:absolute;left:2083;top:2550;width:1680;height:1013" type="#_x0000_t75" id="docshape35" stroked="false">
-              <v:imagedata r:id="rId36" o:title=""/>
-            </v:shape>
-            <v:shape style="position:absolute;left:2059;top:2526;width:1676;height:1008" type="#_x0000_t75" id="docshape36" stroked="false">
-              <v:imagedata r:id="rId37" o:title=""/>
-            </v:shape>
-            <v:rect style="position:absolute;left:2059;top:2526;width:1676;height:1008" id="docshape37" filled="false" stroked="true" strokeweight=".2328pt" strokecolor="#404040">
-              <v:stroke dashstyle="solid"/>
-            </v:rect>
-            <v:shape style="position:absolute;left:2131;top:2613;width:1536;height:389" type="#_x0000_t75" id="docshape38" stroked="false">
-              <v:imagedata r:id="rId38" o:title=""/>
-            </v:shape>
-            <v:shape style="position:absolute;left:2371;top:2800;width:1076;height:288" type="#_x0000_t75" id="docshape39" stroked="false">
-              <v:imagedata r:id="rId39" o:title=""/>
-            </v:shape>
-            <v:shape style="position:absolute;left:2212;top:2973;width:557;height:389" type="#_x0000_t75" id="docshape40" stroked="false">
-              <v:imagedata r:id="rId40" o:title=""/>
-            </v:shape>
-            <v:shape style="position:absolute;left:2376;top:2968;width:1229;height:519" type="#_x0000_t75" id="docshape41" stroked="false">
-              <v:imagedata r:id="rId41" o:title=""/>
-            </v:shape>
-            <v:shape style="position:absolute;left:2827;top:3155;width:615;height:375" type="#_x0000_t75" id="docshape42" stroked="false">
-              <v:imagedata r:id="rId42" o:title=""/>
-            </v:shape>
-            <v:shape style="position:absolute;left:2649;top:3328;width:500;height:389" type="#_x0000_t75" id="docshape43" stroked="false">
-              <v:imagedata r:id="rId43" o:title=""/>
-            </v:shape>
-            <v:shape style="position:absolute;left:3734;top:2963;width:135;height:135" type="#_x0000_t75" id="docshape44" stroked="false">
-              <v:imagedata r:id="rId44" o:title=""/>
-            </v:shape>
-            <v:line style="position:absolute" from="7426,3031" to="7997,3031" stroked="true" strokeweight=".93168pt" strokecolor="#404040">
-              <v:stroke dashstyle="solid"/>
-            </v:line>
-            <v:shape style="position:absolute;left:8121;top:2550;width:1344;height:1013" type="#_x0000_t75" id="docshape45" stroked="false">
-              <v:imagedata r:id="rId45" o:title=""/>
-            </v:shape>
-            <v:shape style="position:absolute;left:8097;top:2526;width:1340;height:1008" type="#_x0000_t75" id="docshape46" stroked="false">
-              <v:imagedata r:id="rId46" o:title=""/>
-            </v:shape>
-            <v:rect style="position:absolute;left:8097;top:2526;width:1340;height:1008" id="docshape47" filled="false" stroked="true" strokeweight=".2328pt" strokecolor="#404040">
-              <v:stroke dashstyle="solid"/>
-            </v:rect>
-            <v:shape style="position:absolute;left:8179;top:2795;width:1191;height:389" type="#_x0000_t75" id="docshape48" stroked="false">
-              <v:imagedata r:id="rId47" o:title=""/>
-            </v:shape>
-            <v:shape style="position:absolute;left:8457;top:2973;width:615;height:389" type="#_x0000_t75" id="docshape49" stroked="false">
-              <v:imagedata r:id="rId48" o:title=""/>
-            </v:shape>
-            <v:shape style="position:absolute;left:8236;top:3150;width:1076;height:389" type="#_x0000_t75" id="docshape50" stroked="false">
-              <v:imagedata r:id="rId49" o:title=""/>
-            </v:shape>
-            <v:shape style="position:absolute;left:7963;top:2963;width:135;height:135" type="#_x0000_t75" id="docshape51" stroked="false">
-              <v:imagedata r:id="rId50" o:title=""/>
-            </v:shape>
-            <v:line style="position:absolute" from="2894,3535" to="2894,3852" stroked="true" strokeweight=".93168pt" strokecolor="#404040">
-              <v:stroke dashstyle="solid"/>
-            </v:line>
-            <v:shape style="position:absolute;left:2145;top:3976;width:1556;height:504" type="#_x0000_t75" id="docshape52" stroked="false">
-              <v:imagedata r:id="rId51" o:title=""/>
-            </v:shape>
-            <v:shape style="position:absolute;left:2196;top:4379;width:1280;height:106" type="#_x0000_t75" id="docshape53" stroked="false">
-              <v:imagedata r:id="rId52" o:title=""/>
-            </v:shape>
-            <v:shape style="position:absolute;left:2227;top:3976;width:1469;height:202" type="#_x0000_t75" id="docshape54" stroked="false">
-              <v:imagedata r:id="rId53" o:title=""/>
-            </v:shape>
-            <v:shape style="position:absolute;left:3489;top:4178;width:212;height:303" type="#_x0000_t75" id="docshape55" stroked="false">
-              <v:imagedata r:id="rId54" o:title=""/>
-            </v:shape>
-            <v:shape style="position:absolute;left:2145;top:4058;width:68;height:319" type="#_x0000_t75" id="docshape56" stroked="false">
-              <v:imagedata r:id="rId55" o:title=""/>
-            </v:shape>
-            <v:shape style="position:absolute;left:2121;top:3952;width:1551;height:504" type="#_x0000_t75" id="docshape57" stroked="false">
-              <v:imagedata r:id="rId56" o:title=""/>
-            </v:shape>
-            <v:shape style="position:absolute;left:2121;top:3952;width:1551;height:504" id="docshape58" coordorigin="2122,3953" coordsize="1551,504" path="m2371,4457l3422,4457,3502,4443,3570,4407,3624,4352,3659,4282,3672,4202,3659,4123,3624,4054,3570,4000,3502,3965,3422,3953,2371,3953,2292,3965,2223,4000,2169,4054,2134,4123,2122,4202,2134,4282,2169,4352,2223,4407,2292,4443,2371,4457xe" filled="false" stroked="true" strokeweight=".2328pt" strokecolor="#404040">
-              <v:path arrowok="t"/>
-              <v:stroke dashstyle="solid"/>
-            </v:shape>
-            <v:shape style="position:absolute;left:2318;top:4053;width:1176;height:389" type="#_x0000_t75" id="docshape59" stroked="false">
-              <v:imagedata r:id="rId57" o:title=""/>
-            </v:shape>
-            <v:shape style="position:absolute;left:2193;top:4235;width:1426;height:303" type="#_x0000_t75" id="docshape60" stroked="false">
-              <v:imagedata r:id="rId58" o:title=""/>
-            </v:shape>
-            <v:shape style="position:absolute;left:2832;top:3822;width:130;height:130" id="docshape61" coordorigin="2832,3823" coordsize="130,130" path="m2894,3953l2832,3823,2863,3834,2897,3837,2931,3834,2962,3823,2894,3953xe" filled="true" fillcolor="#404040" stroked="false">
-              <v:path arrowok="t"/>
-              <v:fill type="solid"/>
-            </v:shape>
-            <v:line style="position:absolute" from="8765,3535" to="8765,3852" stroked="true" strokeweight=".93168pt" strokecolor="#404040">
-              <v:stroke dashstyle="solid"/>
-            </v:line>
-            <v:shape style="position:absolute;left:8121;top:3976;width:1344;height:1008" type="#_x0000_t75" id="docshape62" stroked="false">
-              <v:imagedata r:id="rId59" o:title=""/>
-            </v:shape>
-            <v:shape style="position:absolute;left:8097;top:3952;width:1340;height:1004" type="#_x0000_t75" id="docshape63" stroked="false">
-              <v:imagedata r:id="rId60" o:title=""/>
-            </v:shape>
-            <v:rect style="position:absolute;left:8097;top:3952;width:1340;height:1004" id="docshape64" filled="false" stroked="true" strokeweight=".2328pt" strokecolor="#404040">
-              <v:stroke dashstyle="solid"/>
-            </v:rect>
-            <v:shape style="position:absolute;left:8246;top:4221;width:1076;height:288" type="#_x0000_t75" id="docshape65" stroked="false">
-              <v:imagedata r:id="rId61" o:title=""/>
-            </v:shape>
-            <v:shape style="position:absolute;left:8188;top:4394;width:1152;height:303" type="#_x0000_t75" id="docshape66" stroked="false">
-              <v:imagedata r:id="rId62" o:title=""/>
-            </v:shape>
-            <v:shape style="position:absolute;left:8414;top:4576;width:730;height:303" type="#_x0000_t75" id="docshape67" stroked="false">
-              <v:imagedata r:id="rId63" o:title=""/>
-            </v:shape>
-            <v:shape style="position:absolute;left:8702;top:3822;width:130;height:130" id="docshape68" coordorigin="8702,3823" coordsize="130,130" path="m8765,3953l8702,3823,8733,3834,8765,3837,8799,3834,8832,3823,8765,3953xe" filled="true" fillcolor="#404040" stroked="false">
-              <v:path arrowok="t"/>
-              <v:fill type="solid"/>
-            </v:shape>
-            <v:line style="position:absolute" from="8765,4956" to="8765,5277" stroked="true" strokeweight=".93168pt" strokecolor="#404040">
-              <v:stroke dashstyle="solid"/>
-            </v:line>
-            <v:shape style="position:absolute;left:7406;top:5402;width:2775;height:1008" type="#_x0000_t75" id="docshape69" stroked="false">
-              <v:imagedata r:id="rId64" o:title=""/>
-            </v:shape>
-            <v:shape style="position:absolute;left:7382;top:5373;width:2770;height:1008" type="#_x0000_t75" id="docshape70" stroked="false">
-              <v:imagedata r:id="rId65" o:title=""/>
-            </v:shape>
-            <v:rect style="position:absolute;left:7382;top:5373;width:2770;height:1008" id="docshape71" filled="false" stroked="true" strokeweight=".2328pt" strokecolor="#404040">
-              <v:stroke dashstyle="solid"/>
-            </v:rect>
-            <v:shape style="position:absolute;left:7588;top:5550;width:2381;height:389" type="#_x0000_t75" id="docshape72" stroked="false">
-              <v:imagedata r:id="rId66" o:title=""/>
-            </v:shape>
-            <v:shape style="position:absolute;left:7574;top:5723;width:2410;height:394" type="#_x0000_t75" id="docshape73" stroked="false">
-              <v:imagedata r:id="rId67" o:title=""/>
-            </v:shape>
-            <v:shape style="position:absolute;left:7488;top:5910;width:2573;height:389" type="#_x0000_t75" id="docshape74" stroked="false">
-              <v:imagedata r:id="rId68" o:title=""/>
-            </v:shape>
-            <v:shape style="position:absolute;left:7761;top:6088;width:2036;height:389" type="#_x0000_t75" id="docshape75" stroked="false">
-              <v:imagedata r:id="rId69" o:title=""/>
-            </v:shape>
-            <v:shape style="position:absolute;left:8702;top:5243;width:130;height:130" id="docshape76" coordorigin="8702,5244" coordsize="130,130" path="m8765,5373l8702,5244,8733,5255,8765,5258,8799,5255,8832,5244,8765,5373xe" filled="true" fillcolor="#404040" stroked="false">
-              <v:path arrowok="t"/>
-              <v:fill type="solid"/>
-            </v:shape>
-            <v:line style="position:absolute" from="8765,6381" to="8765,6698" stroked="true" strokeweight=".93168pt" strokecolor="#404040">
-              <v:stroke dashstyle="solid"/>
-            </v:line>
-            <v:shape style="position:absolute;left:8121;top:6822;width:1344;height:1013" type="#_x0000_t75" id="docshape77" stroked="false">
-              <v:imagedata r:id="rId70" o:title=""/>
-            </v:shape>
-            <v:shape style="position:absolute;left:8097;top:6798;width:1340;height:1004" type="#_x0000_t75" id="docshape78" stroked="false">
-              <v:imagedata r:id="rId71" o:title=""/>
-            </v:shape>
-            <v:rect style="position:absolute;left:8097;top:6798;width:1340;height:1004" id="docshape79" filled="false" stroked="true" strokeweight=".2328pt" strokecolor="#404040">
-              <v:stroke dashstyle="solid"/>
-            </v:rect>
-            <v:shape style="position:absolute;left:8227;top:7067;width:879;height:375" type="#_x0000_t75" id="docshape80" stroked="false">
-              <v:imagedata r:id="rId72" o:title=""/>
-            </v:shape>
-            <v:shape style="position:absolute;left:9115;top:7067;width:231;height:288" type="#_x0000_t75" id="docshape81" stroked="false">
-              <v:imagedata r:id="rId73" o:title=""/>
-            </v:shape>
-            <v:shape style="position:absolute;left:8217;top:7245;width:1114;height:303" type="#_x0000_t75" id="docshape82" stroked="false">
-              <v:imagedata r:id="rId74" o:title=""/>
-            </v:shape>
-            <v:shape style="position:absolute;left:8179;top:7427;width:418;height:288" type="#_x0000_t75" id="docshape83" stroked="false">
-              <v:imagedata r:id="rId75" o:title=""/>
-            </v:shape>
-            <v:shape style="position:absolute;left:8635;top:7422;width:730;height:389" type="#_x0000_t75" id="docshape84" stroked="false">
-              <v:imagedata r:id="rId76" o:title=""/>
-            </v:shape>
-            <v:shape style="position:absolute;left:8702;top:6669;width:130;height:130" id="docshape85" coordorigin="8702,6669" coordsize="130,130" path="m8765,6799l8702,6669,8733,6680,8765,6684,8799,6680,8832,6669,8765,6799xe" filled="true" fillcolor="#404040" stroked="false">
-              <v:path arrowok="t"/>
-              <v:fill type="solid"/>
-            </v:shape>
-            <v:line style="position:absolute" from="8765,7802" to="8765,8124" stroked="true" strokeweight=".93168pt" strokecolor="#404040">
-              <v:stroke dashstyle="solid"/>
-            </v:line>
-            <v:shape style="position:absolute;left:8121;top:8248;width:1344;height:1008" type="#_x0000_t75" id="docshape86" stroked="false">
-              <v:imagedata r:id="rId77" o:title=""/>
-            </v:shape>
-            <v:shape style="position:absolute;left:8097;top:8224;width:1340;height:1004" type="#_x0000_t75" id="docshape87" stroked="false">
-              <v:imagedata r:id="rId78" o:title=""/>
-            </v:shape>
-            <v:rect style="position:absolute;left:8097;top:8224;width:1340;height:1004" id="docshape88" filled="false" stroked="true" strokeweight=".2328pt" strokecolor="#404040">
-              <v:stroke dashstyle="solid"/>
-            </v:rect>
-            <v:shape style="position:absolute;left:8164;top:8579;width:1229;height:389" type="#_x0000_t75" id="docshape89" stroked="false">
-              <v:imagedata r:id="rId79" o:title=""/>
-            </v:shape>
-            <v:shape style="position:absolute;left:8313;top:8762;width:255;height:288" type="#_x0000_t75" id="docshape90" stroked="false">
-              <v:imagedata r:id="rId80" o:title=""/>
-            </v:shape>
-            <v:shape style="position:absolute;left:8601;top:8757;width:615;height:303" type="#_x0000_t75" id="docshape91" stroked="false">
-              <v:imagedata r:id="rId81" o:title=""/>
-            </v:shape>
-            <v:shape style="position:absolute;left:8702;top:8090;width:130;height:135" id="docshape92" coordorigin="8702,8090" coordsize="130,135" path="m8765,8225l8702,8090,8733,8104,8765,8108,8799,8104,8832,8090,8765,8225xe" filled="true" fillcolor="#404040" stroked="false">
-              <v:path arrowok="t"/>
-              <v:fill type="solid"/>
-            </v:shape>
-            <v:line style="position:absolute" from="8765,9228" to="8765,9549" stroked="true" strokeweight=".93168pt" strokecolor="#404040">
-              <v:stroke dashstyle="solid"/>
-            </v:line>
-            <v:shape style="position:absolute;left:7411;top:9674;width:2765;height:1104" type="#_x0000_t75" id="docshape93" stroked="false">
-              <v:imagedata r:id="rId82" o:title=""/>
-            </v:shape>
-            <v:shape style="position:absolute;left:7800;top:10142;width:2381;height:641" type="#_x0000_t75" id="docshape94" stroked="false">
-              <v:imagedata r:id="rId83" o:title=""/>
-            </v:shape>
-            <v:shape style="position:absolute;left:7406;top:10168;width:394;height:586" type="#_x0000_t75" id="docshape95" stroked="false">
-              <v:imagedata r:id="rId84" o:title=""/>
-            </v:shape>
-            <v:shape style="position:absolute;left:7427;top:9879;width:103;height:201" type="#_x0000_t75" id="docshape96" stroked="false">
-              <v:imagedata r:id="rId85" o:title=""/>
-            </v:shape>
-            <v:shape style="position:absolute;left:7536;top:9726;width:188;height:144" type="#_x0000_t75" id="docshape97" stroked="false">
-              <v:imagedata r:id="rId86" o:title=""/>
-            </v:shape>
-            <v:shape style="position:absolute;left:9864;top:9726;width:307;height:413" type="#_x0000_t75" id="docshape98" stroked="false">
-              <v:imagedata r:id="rId87" o:title=""/>
-            </v:shape>
-            <v:shape style="position:absolute;left:7888;top:9669;width:1794;height:8" type="#_x0000_t75" id="docshape99" stroked="false">
-              <v:imagedata r:id="rId88" o:title=""/>
-            </v:shape>
-            <v:shape style="position:absolute;left:7382;top:9645;width:2770;height:1109" type="#_x0000_t75" id="docshape100" stroked="false">
-              <v:imagedata r:id="rId89" o:title=""/>
-            </v:shape>
-            <v:shape style="position:absolute;left:7382;top:9645;width:2770;height:1109" id="docshape101" coordorigin="7382,9645" coordsize="2770,1109" path="m7934,10754l9595,10754,9671,10749,9743,10734,9812,10710,9876,10678,9935,10638,9989,10591,10036,10537,10076,10478,10108,10414,10132,10345,10147,10273,10152,10197,10147,10123,10132,10051,10108,9984,10076,9920,10036,9861,9989,9808,9935,9761,9876,9721,9812,9689,9743,9665,9671,9650,9595,9645,7934,9645,7860,9650,7789,9665,7721,9689,7657,9721,7598,9761,7545,9808,7498,9861,7458,9920,7426,9984,7402,10051,7387,10123,7382,10197,7387,10273,7402,10345,7426,10414,7458,10478,7498,10537,7545,10591,7598,10638,7657,10678,7721,10710,7789,10734,7860,10749,7934,10754xe" filled="false" stroked="true" strokeweight=".2328pt" strokecolor="#404040">
-              <v:path arrowok="t"/>
-              <v:stroke dashstyle="solid"/>
-            </v:shape>
-            <v:shape style="position:absolute;left:7646;top:9870;width:2266;height:389" type="#_x0000_t75" id="docshape102" stroked="false">
-              <v:imagedata r:id="rId90" o:title=""/>
-            </v:shape>
-            <v:shape style="position:absolute;left:7555;top:10053;width:2170;height:303" type="#_x0000_t75" id="docshape103" stroked="false">
-              <v:imagedata r:id="rId91" o:title=""/>
-            </v:shape>
-            <v:shape style="position:absolute;left:9758;top:10053;width:231;height:303" type="#_x0000_t75" id="docshape104" stroked="false">
-              <v:imagedata r:id="rId92" o:title=""/>
-            </v:shape>
-            <v:shape style="position:absolute;left:7728;top:10230;width:2103;height:389" type="#_x0000_t75" id="docshape105" stroked="false">
-              <v:imagedata r:id="rId93" o:title=""/>
-            </v:shape>
-            <v:shape style="position:absolute;left:7944;top:10408;width:1004;height:389" type="#_x0000_t75" id="docshape106" stroked="false">
-              <v:imagedata r:id="rId94" o:title=""/>
-            </v:shape>
-            <v:shape style="position:absolute;left:8942;top:10413;width:226;height:288" type="#_x0000_t75" id="docshape107" stroked="false">
-              <v:imagedata r:id="rId95" o:title=""/>
-            </v:shape>
-            <v:shape style="position:absolute;left:9182;top:10413;width:413;height:288" type="#_x0000_t75" id="docshape108" stroked="false">
-              <v:imagedata r:id="rId96" o:title=""/>
-            </v:shape>
-            <v:shape style="position:absolute;left:8702;top:9515;width:130;height:130" id="docshape109" coordorigin="8702,9516" coordsize="130,130" path="m8765,9645l8702,9516,8733,9527,8765,9530,8799,9527,8832,9516,8765,9645xe" filled="true" fillcolor="#404040" stroked="false">
-              <v:path arrowok="t"/>
-              <v:fill type="solid"/>
-            </v:shape>
-            <w10:wrap type="topAndBottom"/>
-          </v:group>
-        </w:pict>
       </w:r>
     </w:p>
     <w:p>
@@ -13778,134 +13392,6 @@
       </w:pPr>
       <w:r>
         <w:rPr/>
-        <w:pict>
-          <v:group style="position:absolute;margin-left:221.61528pt;margin-top:11.024916pt;width:168.65pt;height:347.95pt;mso-position-horizontal-relative:page;mso-position-vertical-relative:paragraph;z-index:-15727104;mso-wrap-distance-left:0;mso-wrap-distance-right:0" id="docshapegroup112" coordorigin="4432,220" coordsize="3373,6959">
-            <v:shape style="position:absolute;left:4464;top:252;width:3341;height:840" type="#_x0000_t75" id="docshape113" stroked="false">
-              <v:imagedata r:id="rId99" o:title=""/>
-            </v:shape>
-            <v:shape style="position:absolute;left:4435;top:223;width:3336;height:836" type="#_x0000_t75" id="docshape114" stroked="false">
-              <v:imagedata r:id="rId100" o:title=""/>
-            </v:shape>
-            <v:rect style="position:absolute;left:4435;top:223;width:3336;height:836" id="docshape115" filled="false" stroked="true" strokeweight=".289438pt" strokecolor="#404040">
-              <v:stroke dashstyle="solid"/>
-            </v:rect>
-            <v:shape style="position:absolute;left:4718;top:463;width:1479;height:360" type="#_x0000_t75" id="docshape116" stroked="false">
-              <v:imagedata r:id="rId101" o:title=""/>
-            </v:shape>
-            <v:shape style="position:absolute;left:6249;top:458;width:1268;height:476" type="#_x0000_t75" id="docshape117" stroked="false">
-              <v:imagedata r:id="rId102" o:title=""/>
-            </v:shape>
-            <v:shape style="position:absolute;left:5016;top:679;width:2189;height:375" type="#_x0000_t75" id="docshape118" stroked="false">
-              <v:imagedata r:id="rId103" o:title=""/>
-            </v:shape>
-            <v:line style="position:absolute" from="6106,1059" to="6106,1558" stroked="true" strokeweight="1.158pt" strokecolor="#404040">
-              <v:stroke dashstyle="solid"/>
-            </v:line>
-            <v:shape style="position:absolute;left:4464;top:1711;width:3341;height:840" type="#_x0000_t75" id="docshape119" stroked="false">
-              <v:imagedata r:id="rId104" o:title=""/>
-            </v:shape>
-            <v:shape style="position:absolute;left:4435;top:1682;width:3336;height:831" type="#_x0000_t75" id="docshape120" stroked="false">
-              <v:imagedata r:id="rId105" o:title=""/>
-            </v:shape>
-            <v:rect style="position:absolute;left:4435;top:1682;width:3336;height:831" id="docshape121" filled="false" stroked="true" strokeweight=".289438pt" strokecolor="#404040">
-              <v:stroke dashstyle="solid"/>
-            </v:rect>
-            <v:shape style="position:absolute;left:4564;top:1913;width:3072;height:476" type="#_x0000_t75" id="docshape122" stroked="false">
-              <v:imagedata r:id="rId106" o:title=""/>
-            </v:shape>
-            <v:shape style="position:absolute;left:5270;top:2143;width:648;height:360" type="#_x0000_t75" id="docshape123" stroked="false">
-              <v:imagedata r:id="rId107" o:title=""/>
-            </v:shape>
-            <v:shape style="position:absolute;left:5976;top:2143;width:999;height:461" type="#_x0000_t75" id="docshape124" stroked="false">
-              <v:imagedata r:id="rId108" o:title=""/>
-            </v:shape>
-            <v:shape style="position:absolute;left:6024;top:1519;width:159;height:164" type="#_x0000_t75" id="docshape125" stroked="false">
-              <v:imagedata r:id="rId109" o:title=""/>
-            </v:shape>
-            <v:line style="position:absolute" from="6106,2513" to="6106,3012" stroked="true" strokeweight="1.158pt" strokecolor="#404040">
-              <v:stroke dashstyle="solid"/>
-            </v:line>
-            <v:shape style="position:absolute;left:4468;top:3170;width:3336;height:836" type="#_x0000_t75" id="docshape126" stroked="false">
-              <v:imagedata r:id="rId110" o:title=""/>
-            </v:shape>
-            <v:shape style="position:absolute;left:4435;top:3137;width:3336;height:836" type="#_x0000_t75" id="docshape127" stroked="false">
-              <v:imagedata r:id="rId111" o:title=""/>
-            </v:shape>
-            <v:rect style="position:absolute;left:4435;top:3137;width:3336;height:836" id="docshape128" filled="false" stroked="true" strokeweight=".289438pt" strokecolor="#404040">
-              <v:stroke dashstyle="solid"/>
-            </v:rect>
-            <v:shape style="position:absolute;left:4660;top:3372;width:2612;height:476" type="#_x0000_t75" id="docshape129" stroked="false">
-              <v:imagedata r:id="rId112" o:title=""/>
-            </v:shape>
-            <v:shape style="position:absolute;left:7334;top:3377;width:202;height:360" type="#_x0000_t75" id="docshape130" stroked="false">
-              <v:imagedata r:id="rId113" o:title=""/>
-            </v:shape>
-            <v:shape style="position:absolute;left:4675;top:3593;width:2880;height:476" type="#_x0000_t75" id="docshape131" stroked="false">
-              <v:imagedata r:id="rId114" o:title=""/>
-            </v:shape>
-            <v:shape style="position:absolute;left:6024;top:2973;width:159;height:164" type="#_x0000_t75" id="docshape132" stroked="false">
-              <v:imagedata r:id="rId115" o:title=""/>
-            </v:shape>
-            <v:line style="position:absolute" from="6106,3972" to="6106,4524" stroked="true" strokeweight="1.158pt" strokecolor="#404040">
-              <v:stroke dashstyle="solid"/>
-            </v:line>
-            <v:shape style="position:absolute;left:4464;top:4677;width:3341;height:1047" type="#_x0000_t75" id="docshape133" stroked="false">
-              <v:imagedata r:id="rId116" o:title=""/>
-            </v:shape>
-            <v:shape style="position:absolute;left:4435;top:4649;width:3336;height:1037" type="#_x0000_t75" id="docshape134" stroked="false">
-              <v:imagedata r:id="rId117" o:title=""/>
-            </v:shape>
-            <v:rect style="position:absolute;left:4435;top:4649;width:3336;height:1037" id="docshape135" filled="false" stroked="true" strokeweight=".289438pt" strokecolor="#404040">
-              <v:stroke dashstyle="solid"/>
-            </v:rect>
-            <v:shape style="position:absolute;left:4675;top:4985;width:2237;height:375" type="#_x0000_t75" id="docshape136" stroked="false">
-              <v:imagedata r:id="rId118" o:title=""/>
-            </v:shape>
-            <v:shape style="position:absolute;left:6969;top:4989;width:576;height:461" type="#_x0000_t75" id="docshape137" stroked="false">
-              <v:imagedata r:id="rId119" o:title=""/>
-            </v:shape>
-            <v:shape style="position:absolute;left:4507;top:5201;width:1080;height:490" type="#_x0000_t75" id="docshape138" stroked="false">
-              <v:imagedata r:id="rId120" o:title=""/>
-            </v:shape>
-            <v:shape style="position:absolute;left:5596;top:5205;width:1844;height:375" type="#_x0000_t75" id="docshape139" stroked="false">
-              <v:imagedata r:id="rId121" o:title=""/>
-            </v:shape>
-            <v:shape style="position:absolute;left:7488;top:5201;width:212;height:490" type="#_x0000_t75" id="docshape140" stroked="false">
-              <v:imagedata r:id="rId122" o:title=""/>
-            </v:shape>
-            <v:shape style="position:absolute;left:6024;top:4485;width:159;height:164" type="#_x0000_t75" id="docshape141" stroked="false">
-              <v:imagedata r:id="rId109" o:title=""/>
-            </v:shape>
-            <v:line style="position:absolute" from="6106,5686" to="6106,6190" stroked="true" strokeweight="1.158pt" strokecolor="#404040">
-              <v:stroke dashstyle="solid"/>
-            </v:line>
-            <v:shape style="position:absolute;left:4468;top:6343;width:3336;height:836" type="#_x0000_t75" id="docshape142" stroked="false">
-              <v:imagedata r:id="rId123" o:title=""/>
-            </v:shape>
-            <v:shape style="position:absolute;left:4435;top:6309;width:3336;height:836" type="#_x0000_t75" id="docshape143" stroked="false">
-              <v:imagedata r:id="rId124" o:title=""/>
-            </v:shape>
-            <v:rect style="position:absolute;left:4435;top:6309;width:3336;height:836" id="docshape144" filled="false" stroked="true" strokeweight=".289438pt" strokecolor="#404040">
-              <v:stroke dashstyle="solid"/>
-            </v:rect>
-            <v:shape style="position:absolute;left:4540;top:6535;width:1373;height:485" type="#_x0000_t75" id="docshape145" stroked="false">
-              <v:imagedata r:id="rId125" o:title=""/>
-            </v:shape>
-            <v:shape style="position:absolute;left:5918;top:6545;width:1253;height:476" type="#_x0000_t75" id="docshape146" stroked="false">
-              <v:imagedata r:id="rId126" o:title=""/>
-            </v:shape>
-            <v:shape style="position:absolute;left:7228;top:6583;width:461;height:360" type="#_x0000_t75" id="docshape147" stroked="false">
-              <v:imagedata r:id="rId127" o:title=""/>
-            </v:shape>
-            <v:shape style="position:absolute;left:5049;top:6765;width:2112;height:375" type="#_x0000_t75" id="docshape148" stroked="false">
-              <v:imagedata r:id="rId128" o:title=""/>
-            </v:shape>
-            <v:shape style="position:absolute;left:6024;top:6151;width:159;height:159" type="#_x0000_t75" id="docshape149" stroked="false">
-              <v:imagedata r:id="rId129" o:title=""/>
-            </v:shape>
-            <w10:wrap type="topAndBottom"/>
-          </v:group>
-        </w:pict>
       </w:r>
     </w:p>
     <w:p>
@@ -14054,12 +13540,6 @@
       </w:pPr>
       <w:r>
         <w:rPr/>
-        <w:pict>
-          <v:rect style="position:absolute;margin-left:66pt;margin-top:11.114658pt;width:475.44pt;height:.24pt;mso-position-horizontal-relative:page;mso-position-vertical-relative:paragraph;z-index:-15726592;mso-wrap-distance-left:0;mso-wrap-distance-right:0" id="docshape150" filled="true" fillcolor="#000000" stroked="false">
-            <v:fill type="solid"/>
-            <w10:wrap type="topAndBottom"/>
-          </v:rect>
-        </w:pict>
       </w:r>
     </w:p>
     <w:p>
@@ -14343,49 +13823,6 @@
       </w:pPr>
       <w:r>
         <w:rPr/>
-        <w:drawing>
-          <wp:anchor distT="0" distB="0" distL="0" distR="0" allowOverlap="1" layoutInCell="1" locked="0" behindDoc="0" simplePos="0" relativeHeight="15731200">
-            <wp:simplePos x="0" y="0"/>
-            <wp:positionH relativeFrom="page">
-              <wp:posOffset>1780794</wp:posOffset>
-            </wp:positionH>
-            <wp:positionV relativeFrom="paragraph">
-              <wp:posOffset>207033</wp:posOffset>
-            </wp:positionV>
-            <wp:extent cx="19812" cy="9905"/>
-            <wp:effectExtent l="0" t="0" r="0" b="0"/>
-            <wp:wrapNone/>
-            <wp:docPr id="7" name="image117.png"/>
-            <wp:cNvGraphicFramePr>
-              <a:graphicFrameLocks noChangeAspect="1"/>
-            </wp:cNvGraphicFramePr>
-            <a:graphic>
-              <a:graphicData uri="http://schemas.openxmlformats.org/drawingml/2006/picture">
-                <pic:pic>
-                  <pic:nvPicPr>
-                    <pic:cNvPr id="8" name="image117.png"/>
-                    <pic:cNvPicPr/>
-                  </pic:nvPicPr>
-                  <pic:blipFill>
-                    <a:blip r:embed="rId132" cstate="print"/>
-                    <a:stretch>
-                      <a:fillRect/>
-                    </a:stretch>
-                  </pic:blipFill>
-                  <pic:spPr>
-                    <a:xfrm>
-                      <a:off x="0" y="0"/>
-                      <a:ext cx="19812" cy="9905"/>
-                    </a:xfrm>
-                    <a:prstGeom prst="rect">
-                      <a:avLst/>
-                    </a:prstGeom>
-                  </pic:spPr>
-                </pic:pic>
-              </a:graphicData>
-            </a:graphic>
-          </wp:anchor>
-        </w:drawing>
       </w:r>
       <w:bookmarkStart w:name="252166029_1_0_sgTemplateFile.pdf" w:id="20"/>
       <w:bookmarkEnd w:id="20"/>
@@ -15491,467 +14928,9 @@
     </w:pPr>
     <w:r>
       <w:rPr/>
-      <w:pict>
-        <v:rect style="position:absolute;margin-left:66pt;margin-top:728.640015pt;width:475.44pt;height:.24pt;mso-position-horizontal-relative:page;mso-position-vertical-relative:page;z-index:-16281088" id="docshape1" filled="true" fillcolor="#000000" stroked="false">
-          <v:fill type="solid"/>
-          <w10:wrap type="none"/>
-        </v:rect>
-      </w:pict>
     </w:r>
     <w:r>
       <w:rPr/>
-      <w:pict>
-        <v:shapetype id="_x0000_t202" o:spt="202" coordsize="21600,21600" path="m,l,21600r21600,l21600,xe">
-          <v:stroke joinstyle="miter"/>
-          <v:path gradientshapeok="t" o:connecttype="rect"/>
-        </v:shapetype>
-        <v:shape style="position:absolute;margin-left:66.440002pt;margin-top:729.35022pt;width:459.7pt;height:54.65pt;mso-position-horizontal-relative:page;mso-position-vertical-relative:page;z-index:-16280576" type="#_x0000_t202" id="docshape2" filled="false" stroked="false">
-          <v:textbox inset="0,0,0,0">
-            <w:txbxContent>
-              <w:p>
-                <w:pPr>
-                  <w:pStyle w:val="BodyText"/>
-                  <w:spacing w:line="183" w:lineRule="exact" w:before="13"/>
-                  <w:ind w:left="4335"/>
-                </w:pPr>
-                <w:r>
-                  <w:rPr/>
-                  <w:t>Page</w:t>
-                </w:r>
-                <w:r>
-                  <w:rPr>
-                    <w:spacing w:val="-2"/>
-                  </w:rPr>
-                  <w:t> </w:t>
-                </w:r>
-                <w:r>
-                  <w:rPr/>
-                  <w:fldChar w:fldCharType="begin"/>
-                </w:r>
-                <w:r>
-                  <w:rPr/>
-                  <w:instrText> PAGE </w:instrText>
-                </w:r>
-                <w:r>
-                  <w:rPr/>
-                  <w:fldChar w:fldCharType="separate"/>
-                </w:r>
-                <w:r>
-                  <w:rPr/>
-                  <w:t>1</w:t>
-                </w:r>
-                <w:r>
-                  <w:rPr/>
-                  <w:fldChar w:fldCharType="end"/>
-                </w:r>
-                <w:r>
-                  <w:rPr>
-                    <w:spacing w:val="-4"/>
-                  </w:rPr>
-                  <w:t> </w:t>
-                </w:r>
-                <w:r>
-                  <w:rPr/>
-                  <w:t>of</w:t>
-                </w:r>
-                <w:r>
-                  <w:rPr>
-                    <w:spacing w:val="-3"/>
-                  </w:rPr>
-                  <w:t> </w:t>
-                </w:r>
-                <w:r>
-                  <w:rPr>
-                    <w:spacing w:val="-10"/>
-                  </w:rPr>
-                  <w:t>7</w:t>
-                </w:r>
-              </w:p>
-              <w:p>
-                <w:pPr>
-                  <w:pStyle w:val="BodyText"/>
-                  <w:ind w:left="20"/>
-                </w:pPr>
-                <w:r>
-                  <w:rPr/>
-                  <w:t>Copyright</w:t>
-                </w:r>
-                <w:r>
-                  <w:rPr>
-                    <w:spacing w:val="-2"/>
-                  </w:rPr>
-                  <w:t> </w:t>
-                </w:r>
-                <w:r>
-                  <w:rPr/>
-                  <w:t>©</w:t>
-                </w:r>
-                <w:r>
-                  <w:rPr>
-                    <w:spacing w:val="-4"/>
-                  </w:rPr>
-                  <w:t> </w:t>
-                </w:r>
-                <w:r>
-                  <w:rPr/>
-                  <w:t>2002,</w:t>
-                </w:r>
-                <w:r>
-                  <w:rPr>
-                    <w:spacing w:val="-2"/>
-                  </w:rPr>
-                  <w:t> </w:t>
-                </w:r>
-                <w:r>
-                  <w:rPr/>
-                  <w:t>2006,</w:t>
-                </w:r>
-                <w:r>
-                  <w:rPr>
-                    <w:spacing w:val="-2"/>
-                  </w:rPr>
-                  <w:t> </w:t>
-                </w:r>
-                <w:r>
-                  <w:rPr/>
-                  <w:t>2009,</w:t>
-                </w:r>
-                <w:r>
-                  <w:rPr>
-                    <w:spacing w:val="-2"/>
-                  </w:rPr>
-                  <w:t> </w:t>
-                </w:r>
-                <w:r>
-                  <w:rPr/>
-                  <w:t>2011,</w:t>
-                </w:r>
-                <w:r>
-                  <w:rPr>
-                    <w:spacing w:val="-2"/>
-                  </w:rPr>
-                  <w:t> </w:t>
-                </w:r>
-                <w:r>
-                  <w:rPr/>
-                  <w:t>2013,</w:t>
-                </w:r>
-                <w:r>
-                  <w:rPr>
-                    <w:spacing w:val="-2"/>
-                  </w:rPr>
-                  <w:t> </w:t>
-                </w:r>
-                <w:r>
-                  <w:rPr/>
-                  <w:t>2016,</w:t>
-                </w:r>
-                <w:r>
-                  <w:rPr>
-                    <w:spacing w:val="-3"/>
-                  </w:rPr>
-                  <w:t> </w:t>
-                </w:r>
-                <w:r>
-                  <w:rPr/>
-                  <w:t>2018,</w:t>
-                </w:r>
-                <w:r>
-                  <w:rPr>
-                    <w:spacing w:val="-3"/>
-                  </w:rPr>
-                  <w:t> </w:t>
-                </w:r>
-                <w:r>
-                  <w:rPr/>
-                  <w:t>2019,</w:t>
-                </w:r>
-                <w:r>
-                  <w:rPr>
-                    <w:spacing w:val="-3"/>
-                  </w:rPr>
-                  <w:t> </w:t>
-                </w:r>
-                <w:r>
-                  <w:rPr/>
-                  <w:t>2021</w:t>
-                </w:r>
-                <w:r>
-                  <w:rPr>
-                    <w:spacing w:val="-2"/>
-                  </w:rPr>
-                  <w:t> </w:t>
-                </w:r>
-                <w:r>
-                  <w:rPr/>
-                  <w:t>IQVIA.</w:t>
-                </w:r>
-                <w:r>
-                  <w:rPr>
-                    <w:spacing w:val="-2"/>
-                  </w:rPr>
-                  <w:t> </w:t>
-                </w:r>
-                <w:r>
-                  <w:rPr/>
-                  <w:t>All</w:t>
-                </w:r>
-                <w:r>
-                  <w:rPr>
-                    <w:spacing w:val="-2"/>
-                  </w:rPr>
-                  <w:t> </w:t>
-                </w:r>
-                <w:r>
-                  <w:rPr/>
-                  <w:t>rights</w:t>
-                </w:r>
-                <w:r>
-                  <w:rPr>
-                    <w:spacing w:val="-2"/>
-                  </w:rPr>
-                  <w:t> </w:t>
-                </w:r>
-                <w:r>
-                  <w:rPr/>
-                  <w:t>reserved.</w:t>
-                </w:r>
-                <w:r>
-                  <w:rPr>
-                    <w:spacing w:val="-2"/>
-                  </w:rPr>
-                  <w:t> </w:t>
-                </w:r>
-                <w:r>
-                  <w:rPr/>
-                  <w:t>The</w:t>
-                </w:r>
-                <w:r>
-                  <w:rPr>
-                    <w:spacing w:val="-2"/>
-                  </w:rPr>
-                  <w:t> </w:t>
-                </w:r>
-                <w:r>
-                  <w:rPr/>
-                  <w:t>contents</w:t>
-                </w:r>
-                <w:r>
-                  <w:rPr>
-                    <w:spacing w:val="-2"/>
-                  </w:rPr>
-                  <w:t> </w:t>
-                </w:r>
-                <w:r>
-                  <w:rPr/>
-                  <w:t>of</w:t>
-                </w:r>
-                <w:r>
-                  <w:rPr>
-                    <w:spacing w:val="-3"/>
-                  </w:rPr>
-                  <w:t> </w:t>
-                </w:r>
-                <w:r>
-                  <w:rPr/>
-                  <w:t>this</w:t>
-                </w:r>
-                <w:r>
-                  <w:rPr>
-                    <w:spacing w:val="-2"/>
-                  </w:rPr>
-                  <w:t> </w:t>
-                </w:r>
-                <w:r>
-                  <w:rPr/>
-                  <w:t>document</w:t>
-                </w:r>
-                <w:r>
-                  <w:rPr>
-                    <w:spacing w:val="-3"/>
-                  </w:rPr>
-                  <w:t> </w:t>
-                </w:r>
-                <w:r>
-                  <w:rPr/>
-                  <w:t>are confidential and proprietary to IQVIA Holdings Inc. and its subsidiaries. Unauthorized use, disclosure or reproduction is strictly </w:t>
-                </w:r>
-                <w:r>
-                  <w:rPr>
-                    <w:spacing w:val="-2"/>
-                  </w:rPr>
-                  <w:t>prohibited.</w:t>
-                </w:r>
-              </w:p>
-              <w:p>
-                <w:pPr>
-                  <w:spacing w:before="39"/>
-                  <w:ind w:left="856" w:right="0" w:firstLine="0"/>
-                  <w:jc w:val="left"/>
-                  <w:rPr>
-                    <w:rFonts w:ascii="Trebuchet MS"/>
-                    <w:sz w:val="24"/>
-                  </w:rPr>
-                </w:pPr>
-                <w:r>
-                  <w:rPr>
-                    <w:rFonts w:ascii="Trebuchet MS"/>
-                    <w:color w:val="191919"/>
-                    <w:spacing w:val="-6"/>
-                    <w:sz w:val="24"/>
-                  </w:rPr>
-                  <w:t>UNCONTROLLED</w:t>
-                </w:r>
-                <w:r>
-                  <w:rPr>
-                    <w:rFonts w:ascii="Trebuchet MS"/>
-                    <w:color w:val="191919"/>
-                    <w:spacing w:val="-14"/>
-                    <w:sz w:val="24"/>
-                  </w:rPr>
-                  <w:t> </w:t>
-                </w:r>
-                <w:r>
-                  <w:rPr>
-                    <w:rFonts w:ascii="Trebuchet MS"/>
-                    <w:color w:val="191919"/>
-                    <w:spacing w:val="-6"/>
-                    <w:sz w:val="24"/>
-                  </w:rPr>
-                  <w:t>COPY</w:t>
-                </w:r>
-                <w:r>
-                  <w:rPr>
-                    <w:rFonts w:ascii="Trebuchet MS"/>
-                    <w:color w:val="191919"/>
-                    <w:spacing w:val="-13"/>
-                    <w:sz w:val="24"/>
-                  </w:rPr>
-                  <w:t> </w:t>
-                </w:r>
-                <w:r>
-                  <w:rPr>
-                    <w:rFonts w:ascii="Trebuchet MS"/>
-                    <w:color w:val="191919"/>
-                    <w:spacing w:val="-6"/>
-                    <w:sz w:val="24"/>
-                  </w:rPr>
-                  <w:t>CS_WI_MS001</w:t>
-                </w:r>
-                <w:r>
-                  <w:rPr>
-                    <w:rFonts w:ascii="Trebuchet MS"/>
-                    <w:color w:val="191919"/>
-                    <w:spacing w:val="-13"/>
-                    <w:sz w:val="24"/>
-                  </w:rPr>
-                  <w:t> </w:t>
-                </w:r>
-                <w:r>
-                  <w:rPr>
-                    <w:rFonts w:ascii="Trebuchet MS"/>
-                    <w:color w:val="191919"/>
-                    <w:spacing w:val="-6"/>
-                    <w:sz w:val="24"/>
-                  </w:rPr>
-                  <w:t>Revision</w:t>
-                </w:r>
-                <w:r>
-                  <w:rPr>
-                    <w:rFonts w:ascii="Trebuchet MS"/>
-                    <w:color w:val="191919"/>
-                    <w:spacing w:val="-13"/>
-                    <w:sz w:val="24"/>
-                  </w:rPr>
-                  <w:t> </w:t>
-                </w:r>
-                <w:r>
-                  <w:rPr>
-                    <w:rFonts w:ascii="Trebuchet MS"/>
-                    <w:color w:val="191919"/>
-                    <w:spacing w:val="-6"/>
-                    <w:sz w:val="24"/>
-                  </w:rPr>
-                  <w:t>12</w:t>
-                </w:r>
-                <w:r>
-                  <w:rPr>
-                    <w:rFonts w:ascii="Trebuchet MS"/>
-                    <w:color w:val="191919"/>
-                    <w:spacing w:val="-14"/>
-                    <w:sz w:val="24"/>
-                  </w:rPr>
-                  <w:t> </w:t>
-                </w:r>
-                <w:r>
-                  <w:rPr>
-                    <w:rFonts w:ascii="Trebuchet MS"/>
-                    <w:color w:val="191919"/>
-                    <w:spacing w:val="-6"/>
-                    <w:sz w:val="24"/>
-                  </w:rPr>
-                  <w:t>-</w:t>
-                </w:r>
-                <w:r>
-                  <w:rPr>
-                    <w:rFonts w:ascii="Trebuchet MS"/>
-                    <w:color w:val="191919"/>
-                    <w:spacing w:val="-13"/>
-                    <w:sz w:val="24"/>
-                  </w:rPr>
-                  <w:t> </w:t>
-                </w:r>
-                <w:r>
-                  <w:rPr>
-                    <w:rFonts w:ascii="Trebuchet MS"/>
-                    <w:color w:val="191919"/>
-                    <w:spacing w:val="-6"/>
-                    <w:sz w:val="24"/>
-                  </w:rPr>
-                  <w:t>EFFECTIVE</w:t>
-                </w:r>
-                <w:r>
-                  <w:rPr>
-                    <w:rFonts w:ascii="Trebuchet MS"/>
-                    <w:color w:val="191919"/>
-                    <w:spacing w:val="-13"/>
-                    <w:sz w:val="24"/>
-                  </w:rPr>
-                  <w:t> </w:t>
-                </w:r>
-                <w:r>
-                  <w:rPr>
-                    <w:rFonts w:ascii="Trebuchet MS"/>
-                    <w:color w:val="191919"/>
-                    <w:spacing w:val="-6"/>
-                    <w:sz w:val="24"/>
-                  </w:rPr>
-                  <w:t>on</w:t>
-                </w:r>
-                <w:r>
-                  <w:rPr>
-                    <w:rFonts w:ascii="Trebuchet MS"/>
-                    <w:color w:val="191919"/>
-                    <w:spacing w:val="-13"/>
-                    <w:sz w:val="24"/>
-                  </w:rPr>
-                  <w:t> </w:t>
-                </w:r>
-                <w:r>
-                  <w:rPr>
-                    <w:rFonts w:ascii="Trebuchet MS"/>
-                    <w:color w:val="191919"/>
-                    <w:spacing w:val="-6"/>
-                    <w:sz w:val="24"/>
-                  </w:rPr>
-                  <w:t>01-May-2021</w:t>
-                </w:r>
-              </w:p>
-            </w:txbxContent>
-          </v:textbox>
-          <w10:wrap type="none"/>
-        </v:shape>
-      </w:pict>
     </w:r>
   </w:p>
 </w:ftr>
@@ -15969,463 +14948,9 @@
     </w:pPr>
     <w:r>
       <w:rPr/>
-      <w:pict>
-        <v:rect style="position:absolute;margin-left:66pt;margin-top:728.640015pt;width:475.44pt;height:.24pt;mso-position-horizontal-relative:page;mso-position-vertical-relative:page;z-index:-16279552" id="docshape4" filled="true" fillcolor="#000000" stroked="false">
-          <v:fill type="solid"/>
-          <w10:wrap type="none"/>
-        </v:rect>
-      </w:pict>
     </w:r>
     <w:r>
       <w:rPr/>
-      <w:pict>
-        <v:shape style="position:absolute;margin-left:71pt;margin-top:729.35022pt;width:459.7pt;height:54.65pt;mso-position-horizontal-relative:page;mso-position-vertical-relative:page;z-index:-16279040" type="#_x0000_t202" id="docshape5" filled="false" stroked="false">
-          <v:textbox inset="0,0,0,0">
-            <w:txbxContent>
-              <w:p>
-                <w:pPr>
-                  <w:pStyle w:val="BodyText"/>
-                  <w:spacing w:line="183" w:lineRule="exact" w:before="13"/>
-                  <w:ind w:left="4244"/>
-                </w:pPr>
-                <w:r>
-                  <w:rPr/>
-                  <w:t>Page</w:t>
-                </w:r>
-                <w:r>
-                  <w:rPr>
-                    <w:spacing w:val="-2"/>
-                  </w:rPr>
-                  <w:t> </w:t>
-                </w:r>
-                <w:r>
-                  <w:rPr/>
-                  <w:fldChar w:fldCharType="begin"/>
-                </w:r>
-                <w:r>
-                  <w:rPr/>
-                  <w:instrText> PAGE </w:instrText>
-                </w:r>
-                <w:r>
-                  <w:rPr/>
-                  <w:fldChar w:fldCharType="separate"/>
-                </w:r>
-                <w:r>
-                  <w:rPr/>
-                  <w:t>3</w:t>
-                </w:r>
-                <w:r>
-                  <w:rPr/>
-                  <w:fldChar w:fldCharType="end"/>
-                </w:r>
-                <w:r>
-                  <w:rPr>
-                    <w:spacing w:val="-4"/>
-                  </w:rPr>
-                  <w:t> </w:t>
-                </w:r>
-                <w:r>
-                  <w:rPr/>
-                  <w:t>of</w:t>
-                </w:r>
-                <w:r>
-                  <w:rPr>
-                    <w:spacing w:val="-3"/>
-                  </w:rPr>
-                  <w:t> </w:t>
-                </w:r>
-                <w:r>
-                  <w:rPr>
-                    <w:spacing w:val="-10"/>
-                  </w:rPr>
-                  <w:t>7</w:t>
-                </w:r>
-              </w:p>
-              <w:p>
-                <w:pPr>
-                  <w:pStyle w:val="BodyText"/>
-                  <w:ind w:left="20"/>
-                </w:pPr>
-                <w:r>
-                  <w:rPr/>
-                  <w:t>Copyright</w:t>
-                </w:r>
-                <w:r>
-                  <w:rPr>
-                    <w:spacing w:val="-2"/>
-                  </w:rPr>
-                  <w:t> </w:t>
-                </w:r>
-                <w:r>
-                  <w:rPr/>
-                  <w:t>©</w:t>
-                </w:r>
-                <w:r>
-                  <w:rPr>
-                    <w:spacing w:val="-2"/>
-                  </w:rPr>
-                  <w:t> </w:t>
-                </w:r>
-                <w:r>
-                  <w:rPr/>
-                  <w:t>2002,</w:t>
-                </w:r>
-                <w:r>
-                  <w:rPr>
-                    <w:spacing w:val="-2"/>
-                  </w:rPr>
-                  <w:t> </w:t>
-                </w:r>
-                <w:r>
-                  <w:rPr/>
-                  <w:t>2006,</w:t>
-                </w:r>
-                <w:r>
-                  <w:rPr>
-                    <w:spacing w:val="-2"/>
-                  </w:rPr>
-                  <w:t> </w:t>
-                </w:r>
-                <w:r>
-                  <w:rPr/>
-                  <w:t>2009,</w:t>
-                </w:r>
-                <w:r>
-                  <w:rPr>
-                    <w:spacing w:val="-2"/>
-                  </w:rPr>
-                  <w:t> </w:t>
-                </w:r>
-                <w:r>
-                  <w:rPr/>
-                  <w:t>2011,</w:t>
-                </w:r>
-                <w:r>
-                  <w:rPr>
-                    <w:spacing w:val="-2"/>
-                  </w:rPr>
-                  <w:t> </w:t>
-                </w:r>
-                <w:r>
-                  <w:rPr/>
-                  <w:t>2013,</w:t>
-                </w:r>
-                <w:r>
-                  <w:rPr>
-                    <w:spacing w:val="-2"/>
-                  </w:rPr>
-                  <w:t> </w:t>
-                </w:r>
-                <w:r>
-                  <w:rPr/>
-                  <w:t>2016,</w:t>
-                </w:r>
-                <w:r>
-                  <w:rPr>
-                    <w:spacing w:val="-2"/>
-                  </w:rPr>
-                  <w:t> </w:t>
-                </w:r>
-                <w:r>
-                  <w:rPr/>
-                  <w:t>2018,</w:t>
-                </w:r>
-                <w:r>
-                  <w:rPr>
-                    <w:spacing w:val="-3"/>
-                  </w:rPr>
-                  <w:t> </w:t>
-                </w:r>
-                <w:r>
-                  <w:rPr/>
-                  <w:t>2019,</w:t>
-                </w:r>
-                <w:r>
-                  <w:rPr>
-                    <w:spacing w:val="-3"/>
-                  </w:rPr>
-                  <w:t> </w:t>
-                </w:r>
-                <w:r>
-                  <w:rPr/>
-                  <w:t>2021</w:t>
-                </w:r>
-                <w:r>
-                  <w:rPr>
-                    <w:spacing w:val="-2"/>
-                  </w:rPr>
-                  <w:t> </w:t>
-                </w:r>
-                <w:r>
-                  <w:rPr/>
-                  <w:t>IQVIA.</w:t>
-                </w:r>
-                <w:r>
-                  <w:rPr>
-                    <w:spacing w:val="-2"/>
-                  </w:rPr>
-                  <w:t> </w:t>
-                </w:r>
-                <w:r>
-                  <w:rPr/>
-                  <w:t>All</w:t>
-                </w:r>
-                <w:r>
-                  <w:rPr>
-                    <w:spacing w:val="-2"/>
-                  </w:rPr>
-                  <w:t> </w:t>
-                </w:r>
-                <w:r>
-                  <w:rPr/>
-                  <w:t>rights</w:t>
-                </w:r>
-                <w:r>
-                  <w:rPr>
-                    <w:spacing w:val="-2"/>
-                  </w:rPr>
-                  <w:t> </w:t>
-                </w:r>
-                <w:r>
-                  <w:rPr/>
-                  <w:t>reserved.</w:t>
-                </w:r>
-                <w:r>
-                  <w:rPr>
-                    <w:spacing w:val="-2"/>
-                  </w:rPr>
-                  <w:t> </w:t>
-                </w:r>
-                <w:r>
-                  <w:rPr/>
-                  <w:t>The</w:t>
-                </w:r>
-                <w:r>
-                  <w:rPr>
-                    <w:spacing w:val="-2"/>
-                  </w:rPr>
-                  <w:t> </w:t>
-                </w:r>
-                <w:r>
-                  <w:rPr/>
-                  <w:t>contents</w:t>
-                </w:r>
-                <w:r>
-                  <w:rPr>
-                    <w:spacing w:val="-2"/>
-                  </w:rPr>
-                  <w:t> </w:t>
-                </w:r>
-                <w:r>
-                  <w:rPr/>
-                  <w:t>of</w:t>
-                </w:r>
-                <w:r>
-                  <w:rPr>
-                    <w:spacing w:val="-3"/>
-                  </w:rPr>
-                  <w:t> </w:t>
-                </w:r>
-                <w:r>
-                  <w:rPr/>
-                  <w:t>this</w:t>
-                </w:r>
-                <w:r>
-                  <w:rPr>
-                    <w:spacing w:val="-2"/>
-                  </w:rPr>
-                  <w:t> </w:t>
-                </w:r>
-                <w:r>
-                  <w:rPr/>
-                  <w:t>document</w:t>
-                </w:r>
-                <w:r>
-                  <w:rPr>
-                    <w:spacing w:val="-3"/>
-                  </w:rPr>
-                  <w:t> </w:t>
-                </w:r>
-                <w:r>
-                  <w:rPr/>
-                  <w:t>are confidential and proprietary to IQVIA Holdings Inc. and its subsidiaries. Unauthorized use, disclosure or reproduction is strictly </w:t>
-                </w:r>
-                <w:r>
-                  <w:rPr>
-                    <w:spacing w:val="-2"/>
-                  </w:rPr>
-                  <w:t>prohibited.</w:t>
-                </w:r>
-              </w:p>
-              <w:p>
-                <w:pPr>
-                  <w:spacing w:before="39"/>
-                  <w:ind w:left="765" w:right="0" w:firstLine="0"/>
-                  <w:jc w:val="left"/>
-                  <w:rPr>
-                    <w:rFonts w:ascii="Trebuchet MS"/>
-                    <w:sz w:val="24"/>
-                  </w:rPr>
-                </w:pPr>
-                <w:r>
-                  <w:rPr>
-                    <w:rFonts w:ascii="Trebuchet MS"/>
-                    <w:color w:val="191919"/>
-                    <w:spacing w:val="-6"/>
-                    <w:sz w:val="24"/>
-                  </w:rPr>
-                  <w:t>UNCONTROLLED</w:t>
-                </w:r>
-                <w:r>
-                  <w:rPr>
-                    <w:rFonts w:ascii="Trebuchet MS"/>
-                    <w:color w:val="191919"/>
-                    <w:spacing w:val="-14"/>
-                    <w:sz w:val="24"/>
-                  </w:rPr>
-                  <w:t> </w:t>
-                </w:r>
-                <w:r>
-                  <w:rPr>
-                    <w:rFonts w:ascii="Trebuchet MS"/>
-                    <w:color w:val="191919"/>
-                    <w:spacing w:val="-6"/>
-                    <w:sz w:val="24"/>
-                  </w:rPr>
-                  <w:t>COPY</w:t>
-                </w:r>
-                <w:r>
-                  <w:rPr>
-                    <w:rFonts w:ascii="Trebuchet MS"/>
-                    <w:color w:val="191919"/>
-                    <w:spacing w:val="-13"/>
-                    <w:sz w:val="24"/>
-                  </w:rPr>
-                  <w:t> </w:t>
-                </w:r>
-                <w:r>
-                  <w:rPr>
-                    <w:rFonts w:ascii="Trebuchet MS"/>
-                    <w:color w:val="191919"/>
-                    <w:spacing w:val="-6"/>
-                    <w:sz w:val="24"/>
-                  </w:rPr>
-                  <w:t>CS_WI_MS001</w:t>
-                </w:r>
-                <w:r>
-                  <w:rPr>
-                    <w:rFonts w:ascii="Trebuchet MS"/>
-                    <w:color w:val="191919"/>
-                    <w:spacing w:val="-13"/>
-                    <w:sz w:val="24"/>
-                  </w:rPr>
-                  <w:t> </w:t>
-                </w:r>
-                <w:r>
-                  <w:rPr>
-                    <w:rFonts w:ascii="Trebuchet MS"/>
-                    <w:color w:val="191919"/>
-                    <w:spacing w:val="-6"/>
-                    <w:sz w:val="24"/>
-                  </w:rPr>
-                  <w:t>Revision</w:t>
-                </w:r>
-                <w:r>
-                  <w:rPr>
-                    <w:rFonts w:ascii="Trebuchet MS"/>
-                    <w:color w:val="191919"/>
-                    <w:spacing w:val="-13"/>
-                    <w:sz w:val="24"/>
-                  </w:rPr>
-                  <w:t> </w:t>
-                </w:r>
-                <w:r>
-                  <w:rPr>
-                    <w:rFonts w:ascii="Trebuchet MS"/>
-                    <w:color w:val="191919"/>
-                    <w:spacing w:val="-6"/>
-                    <w:sz w:val="24"/>
-                  </w:rPr>
-                  <w:t>12</w:t>
-                </w:r>
-                <w:r>
-                  <w:rPr>
-                    <w:rFonts w:ascii="Trebuchet MS"/>
-                    <w:color w:val="191919"/>
-                    <w:spacing w:val="-14"/>
-                    <w:sz w:val="24"/>
-                  </w:rPr>
-                  <w:t> </w:t>
-                </w:r>
-                <w:r>
-                  <w:rPr>
-                    <w:rFonts w:ascii="Trebuchet MS"/>
-                    <w:color w:val="191919"/>
-                    <w:spacing w:val="-6"/>
-                    <w:sz w:val="24"/>
-                  </w:rPr>
-                  <w:t>-</w:t>
-                </w:r>
-                <w:r>
-                  <w:rPr>
-                    <w:rFonts w:ascii="Trebuchet MS"/>
-                    <w:color w:val="191919"/>
-                    <w:spacing w:val="-13"/>
-                    <w:sz w:val="24"/>
-                  </w:rPr>
-                  <w:t> </w:t>
-                </w:r>
-                <w:r>
-                  <w:rPr>
-                    <w:rFonts w:ascii="Trebuchet MS"/>
-                    <w:color w:val="191919"/>
-                    <w:spacing w:val="-6"/>
-                    <w:sz w:val="24"/>
-                  </w:rPr>
-                  <w:t>EFFECTIVE</w:t>
-                </w:r>
-                <w:r>
-                  <w:rPr>
-                    <w:rFonts w:ascii="Trebuchet MS"/>
-                    <w:color w:val="191919"/>
-                    <w:spacing w:val="-13"/>
-                    <w:sz w:val="24"/>
-                  </w:rPr>
-                  <w:t> </w:t>
-                </w:r>
-                <w:r>
-                  <w:rPr>
-                    <w:rFonts w:ascii="Trebuchet MS"/>
-                    <w:color w:val="191919"/>
-                    <w:spacing w:val="-6"/>
-                    <w:sz w:val="24"/>
-                  </w:rPr>
-                  <w:t>on</w:t>
-                </w:r>
-                <w:r>
-                  <w:rPr>
-                    <w:rFonts w:ascii="Trebuchet MS"/>
-                    <w:color w:val="191919"/>
-                    <w:spacing w:val="-13"/>
-                    <w:sz w:val="24"/>
-                  </w:rPr>
-                  <w:t> </w:t>
-                </w:r>
-                <w:r>
-                  <w:rPr>
-                    <w:rFonts w:ascii="Trebuchet MS"/>
-                    <w:color w:val="191919"/>
-                    <w:spacing w:val="-6"/>
-                    <w:sz w:val="24"/>
-                  </w:rPr>
-                  <w:t>01-May-2021</w:t>
-                </w:r>
-              </w:p>
-            </w:txbxContent>
-          </v:textbox>
-          <w10:wrap type="none"/>
-        </v:shape>
-      </w:pict>
     </w:r>
   </w:p>
 </w:ftr>
@@ -16443,179 +14968,6 @@
     </w:pPr>
     <w:r>
       <w:rPr/>
-      <w:pict>
-        <v:shape style="position:absolute;margin-left:108.272003pt;margin-top:767.575989pt;width:395.5pt;height:16.45pt;mso-position-horizontal-relative:page;mso-position-vertical-relative:page;z-index:-16278016" type="#_x0000_t202" id="docshape111" filled="false" stroked="false">
-          <v:textbox inset="0,0,0,0">
-            <w:txbxContent>
-              <w:p>
-                <w:pPr>
-                  <w:spacing w:before="23"/>
-                  <w:ind w:left="20" w:right="0" w:firstLine="0"/>
-                  <w:jc w:val="left"/>
-                  <w:rPr>
-                    <w:rFonts w:ascii="Trebuchet MS"/>
-                    <w:sz w:val="24"/>
-                  </w:rPr>
-                </w:pPr>
-                <w:r>
-                  <w:rPr>
-                    <w:rFonts w:ascii="Trebuchet MS"/>
-                    <w:color w:val="191919"/>
-                    <w:spacing w:val="-6"/>
-                    <w:sz w:val="24"/>
-                  </w:rPr>
-                  <w:t>UNCONTROLLED</w:t>
-                </w:r>
-                <w:r>
-                  <w:rPr>
-                    <w:rFonts w:ascii="Trebuchet MS"/>
-                    <w:color w:val="191919"/>
-                    <w:spacing w:val="-14"/>
-                    <w:sz w:val="24"/>
-                  </w:rPr>
-                  <w:t> </w:t>
-                </w:r>
-                <w:r>
-                  <w:rPr>
-                    <w:rFonts w:ascii="Trebuchet MS"/>
-                    <w:color w:val="191919"/>
-                    <w:spacing w:val="-6"/>
-                    <w:sz w:val="24"/>
-                  </w:rPr>
-                  <w:t>COPY</w:t>
-                </w:r>
-                <w:r>
-                  <w:rPr>
-                    <w:rFonts w:ascii="Trebuchet MS"/>
-                    <w:color w:val="191919"/>
-                    <w:spacing w:val="-13"/>
-                    <w:sz w:val="24"/>
-                  </w:rPr>
-                  <w:t> </w:t>
-                </w:r>
-                <w:r>
-                  <w:rPr>
-                    <w:rFonts w:ascii="Trebuchet MS"/>
-                    <w:color w:val="191919"/>
-                    <w:spacing w:val="-6"/>
-                    <w:sz w:val="24"/>
-                  </w:rPr>
-                  <w:t>CS_WI_MS001</w:t>
-                </w:r>
-                <w:r>
-                  <w:rPr>
-                    <w:rFonts w:ascii="Trebuchet MS"/>
-                    <w:color w:val="191919"/>
-                    <w:spacing w:val="-13"/>
-                    <w:sz w:val="24"/>
-                  </w:rPr>
-                  <w:t> </w:t>
-                </w:r>
-                <w:r>
-                  <w:rPr>
-                    <w:rFonts w:ascii="Trebuchet MS"/>
-                    <w:color w:val="191919"/>
-                    <w:spacing w:val="-6"/>
-                    <w:sz w:val="24"/>
-                  </w:rPr>
-                  <w:t>Revision</w:t>
-                </w:r>
-                <w:r>
-                  <w:rPr>
-                    <w:rFonts w:ascii="Trebuchet MS"/>
-                    <w:color w:val="191919"/>
-                    <w:spacing w:val="-13"/>
-                    <w:sz w:val="24"/>
-                  </w:rPr>
-                  <w:t> </w:t>
-                </w:r>
-                <w:r>
-                  <w:rPr>
-                    <w:rFonts w:ascii="Trebuchet MS"/>
-                    <w:color w:val="191919"/>
-                    <w:spacing w:val="-6"/>
-                    <w:sz w:val="24"/>
-                  </w:rPr>
-                  <w:t>12</w:t>
-                </w:r>
-                <w:r>
-                  <w:rPr>
-                    <w:rFonts w:ascii="Trebuchet MS"/>
-                    <w:color w:val="191919"/>
-                    <w:spacing w:val="-14"/>
-                    <w:sz w:val="24"/>
-                  </w:rPr>
-                  <w:t> </w:t>
-                </w:r>
-                <w:r>
-                  <w:rPr>
-                    <w:rFonts w:ascii="Trebuchet MS"/>
-                    <w:color w:val="191919"/>
-                    <w:spacing w:val="-6"/>
-                    <w:sz w:val="24"/>
-                  </w:rPr>
-                  <w:t>-</w:t>
-                </w:r>
-                <w:r>
-                  <w:rPr>
-                    <w:rFonts w:ascii="Trebuchet MS"/>
-                    <w:color w:val="191919"/>
-                    <w:spacing w:val="-13"/>
-                    <w:sz w:val="24"/>
-                  </w:rPr>
-                  <w:t> </w:t>
-                </w:r>
-                <w:r>
-                  <w:rPr>
-                    <w:rFonts w:ascii="Trebuchet MS"/>
-                    <w:color w:val="191919"/>
-                    <w:spacing w:val="-6"/>
-                    <w:sz w:val="24"/>
-                  </w:rPr>
-                  <w:t>EFFECTIVE</w:t>
-                </w:r>
-                <w:r>
-                  <w:rPr>
-                    <w:rFonts w:ascii="Trebuchet MS"/>
-                    <w:color w:val="191919"/>
-                    <w:spacing w:val="-13"/>
-                    <w:sz w:val="24"/>
-                  </w:rPr>
-                  <w:t> </w:t>
-                </w:r>
-                <w:r>
-                  <w:rPr>
-                    <w:rFonts w:ascii="Trebuchet MS"/>
-                    <w:color w:val="191919"/>
-                    <w:spacing w:val="-6"/>
-                    <w:sz w:val="24"/>
-                  </w:rPr>
-                  <w:t>on</w:t>
-                </w:r>
-                <w:r>
-                  <w:rPr>
-                    <w:rFonts w:ascii="Trebuchet MS"/>
-                    <w:color w:val="191919"/>
-                    <w:spacing w:val="-13"/>
-                    <w:sz w:val="24"/>
-                  </w:rPr>
-                  <w:t> </w:t>
-                </w:r>
-                <w:r>
-                  <w:rPr>
-                    <w:rFonts w:ascii="Trebuchet MS"/>
-                    <w:color w:val="191919"/>
-                    <w:spacing w:val="-6"/>
-                    <w:sz w:val="24"/>
-                  </w:rPr>
-                  <w:t>01-May-2021</w:t>
-                </w:r>
-              </w:p>
-            </w:txbxContent>
-          </v:textbox>
-          <w10:wrap type="none"/>
-        </v:shape>
-      </w:pict>
     </w:r>
   </w:p>
 </w:ftr>
@@ -16633,180 +14985,27 @@
     </w:pPr>
     <w:r>
       <w:rPr/>
-      <w:pict>
-        <v:shape style="position:absolute;margin-left:108.272003pt;margin-top:767.575989pt;width:395.5pt;height:16.45pt;mso-position-horizontal-relative:page;mso-position-vertical-relative:page;z-index:-16277504" type="#_x0000_t202" id="docshape151" filled="false" stroked="false">
-          <v:textbox inset="0,0,0,0">
-            <w:txbxContent>
-              <w:p>
-                <w:pPr>
-                  <w:spacing w:before="23"/>
-                  <w:ind w:left="20" w:right="0" w:firstLine="0"/>
-                  <w:jc w:val="left"/>
-                  <w:rPr>
-                    <w:rFonts w:ascii="Trebuchet MS"/>
-                    <w:sz w:val="24"/>
-                  </w:rPr>
-                </w:pPr>
-                <w:r>
-                  <w:rPr>
-                    <w:rFonts w:ascii="Trebuchet MS"/>
-                    <w:color w:val="191919"/>
-                    <w:spacing w:val="-6"/>
-                    <w:sz w:val="24"/>
-                  </w:rPr>
-                  <w:t>UNCONTROLLED</w:t>
-                </w:r>
-                <w:r>
-                  <w:rPr>
-                    <w:rFonts w:ascii="Trebuchet MS"/>
-                    <w:color w:val="191919"/>
-                    <w:spacing w:val="-14"/>
-                    <w:sz w:val="24"/>
-                  </w:rPr>
-                  <w:t> </w:t>
-                </w:r>
-                <w:r>
-                  <w:rPr>
-                    <w:rFonts w:ascii="Trebuchet MS"/>
-                    <w:color w:val="191919"/>
-                    <w:spacing w:val="-6"/>
-                    <w:sz w:val="24"/>
-                  </w:rPr>
-                  <w:t>COPY</w:t>
-                </w:r>
-                <w:r>
-                  <w:rPr>
-                    <w:rFonts w:ascii="Trebuchet MS"/>
-                    <w:color w:val="191919"/>
-                    <w:spacing w:val="-13"/>
-                    <w:sz w:val="24"/>
-                  </w:rPr>
-                  <w:t> </w:t>
-                </w:r>
-                <w:r>
-                  <w:rPr>
-                    <w:rFonts w:ascii="Trebuchet MS"/>
-                    <w:color w:val="191919"/>
-                    <w:spacing w:val="-6"/>
-                    <w:sz w:val="24"/>
-                  </w:rPr>
-                  <w:t>CS_WI_MS001</w:t>
-                </w:r>
-                <w:r>
-                  <w:rPr>
-                    <w:rFonts w:ascii="Trebuchet MS"/>
-                    <w:color w:val="191919"/>
-                    <w:spacing w:val="-13"/>
-                    <w:sz w:val="24"/>
-                  </w:rPr>
-                  <w:t> </w:t>
-                </w:r>
-                <w:r>
-                  <w:rPr>
-                    <w:rFonts w:ascii="Trebuchet MS"/>
-                    <w:color w:val="191919"/>
-                    <w:spacing w:val="-6"/>
-                    <w:sz w:val="24"/>
-                  </w:rPr>
-                  <w:t>Revision</w:t>
-                </w:r>
-                <w:r>
-                  <w:rPr>
-                    <w:rFonts w:ascii="Trebuchet MS"/>
-                    <w:color w:val="191919"/>
-                    <w:spacing w:val="-13"/>
-                    <w:sz w:val="24"/>
-                  </w:rPr>
-                  <w:t> </w:t>
-                </w:r>
-                <w:r>
-                  <w:rPr>
-                    <w:rFonts w:ascii="Trebuchet MS"/>
-                    <w:color w:val="191919"/>
-                    <w:spacing w:val="-6"/>
-                    <w:sz w:val="24"/>
-                  </w:rPr>
-                  <w:t>12</w:t>
-                </w:r>
-                <w:r>
-                  <w:rPr>
-                    <w:rFonts w:ascii="Trebuchet MS"/>
-                    <w:color w:val="191919"/>
-                    <w:spacing w:val="-14"/>
-                    <w:sz w:val="24"/>
-                  </w:rPr>
-                  <w:t> </w:t>
-                </w:r>
-                <w:r>
-                  <w:rPr>
-                    <w:rFonts w:ascii="Trebuchet MS"/>
-                    <w:color w:val="191919"/>
-                    <w:spacing w:val="-6"/>
-                    <w:sz w:val="24"/>
-                  </w:rPr>
-                  <w:t>-</w:t>
-                </w:r>
-                <w:r>
-                  <w:rPr>
-                    <w:rFonts w:ascii="Trebuchet MS"/>
-                    <w:color w:val="191919"/>
-                    <w:spacing w:val="-13"/>
-                    <w:sz w:val="24"/>
-                  </w:rPr>
-                  <w:t> </w:t>
-                </w:r>
-                <w:r>
-                  <w:rPr>
-                    <w:rFonts w:ascii="Trebuchet MS"/>
-                    <w:color w:val="191919"/>
-                    <w:spacing w:val="-6"/>
-                    <w:sz w:val="24"/>
-                  </w:rPr>
-                  <w:t>EFFECTIVE</w:t>
-                </w:r>
-                <w:r>
-                  <w:rPr>
-                    <w:rFonts w:ascii="Trebuchet MS"/>
-                    <w:color w:val="191919"/>
-                    <w:spacing w:val="-13"/>
-                    <w:sz w:val="24"/>
-                  </w:rPr>
-                  <w:t> </w:t>
-                </w:r>
-                <w:r>
-                  <w:rPr>
-                    <w:rFonts w:ascii="Trebuchet MS"/>
-                    <w:color w:val="191919"/>
-                    <w:spacing w:val="-6"/>
-                    <w:sz w:val="24"/>
-                  </w:rPr>
-                  <w:t>on</w:t>
-                </w:r>
-                <w:r>
-                  <w:rPr>
-                    <w:rFonts w:ascii="Trebuchet MS"/>
-                    <w:color w:val="191919"/>
-                    <w:spacing w:val="-13"/>
-                    <w:sz w:val="24"/>
-                  </w:rPr>
-                  <w:t> </w:t>
-                </w:r>
-                <w:r>
-                  <w:rPr>
-                    <w:rFonts w:ascii="Trebuchet MS"/>
-                    <w:color w:val="191919"/>
-                    <w:spacing w:val="-6"/>
-                    <w:sz w:val="24"/>
-                  </w:rPr>
-                  <w:t>01-May-2021</w:t>
-                </w:r>
-              </w:p>
-            </w:txbxContent>
-          </v:textbox>
-          <w10:wrap type="none"/>
-        </v:shape>
-      </w:pict>
     </w:r>
+  </w:p>
+</w:ftr>
+</file>
+
+<file path=word/footer5.xml><?xml version="1.0" encoding="utf-8"?>
+<w:ftr xmlns:m="http://schemas.openxmlformats.org/officeDocument/2006/math" xmlns:mc="http://schemas.openxmlformats.org/markup-compatibility/2006" xmlns:mo="http://schemas.microsoft.com/office/mac/office/2008/main" xmlns:mv="urn:schemas-microsoft-com:mac:vml" xmlns:o="urn:schemas-microsoft-com:office:office" xmlns:r="http://schemas.openxmlformats.org/officeDocument/2006/relationships" xmlns:v="urn:schemas-microsoft-com:vml" xmlns:w10="urn:schemas-microsoft-com:office:word" xmlns:w14="http://schemas.microsoft.com/office/word/2010/wordml" xmlns:w="http://schemas.openxmlformats.org/wordprocessingml/2006/main" xmlns:wne="http://schemas.microsoft.com/office/word/2006/wordml" xmlns:wp14="http://schemas.microsoft.com/office/word/2010/wordprocessingDrawing" xmlns:wp="http://schemas.openxmlformats.org/drawingml/2006/wordprocessingDrawing" xmlns:wpc="http://schemas.microsoft.com/office/word/2010/wordprocessingCanvas" xmlns:wpg="http://schemas.microsoft.com/office/word/2010/wordprocessingGroup" xmlns:wpi="http://schemas.microsoft.com/office/word/2010/wordprocessingInk" xmlns:wps="http://schemas.microsoft.com/office/word/2010/wordprocessingShape" mc:Ignorable="w14 wp14">
+  <w:p>
+    <w:pPr>
+      <w:pStyle w:val="Footer"/>
+    </w:pPr>
+  </w:p>
+</w:ftr>
+</file>
+
+<file path=word/footer6.xml><?xml version="1.0" encoding="utf-8"?>
+<w:ftr xmlns:m="http://schemas.openxmlformats.org/officeDocument/2006/math" xmlns:mc="http://schemas.openxmlformats.org/markup-compatibility/2006" xmlns:mo="http://schemas.microsoft.com/office/mac/office/2008/main" xmlns:mv="urn:schemas-microsoft-com:mac:vml" xmlns:o="urn:schemas-microsoft-com:office:office" xmlns:r="http://schemas.openxmlformats.org/officeDocument/2006/relationships" xmlns:v="urn:schemas-microsoft-com:vml" xmlns:w10="urn:schemas-microsoft-com:office:word" xmlns:w14="http://schemas.microsoft.com/office/word/2010/wordml" xmlns:w="http://schemas.openxmlformats.org/wordprocessingml/2006/main" xmlns:wne="http://schemas.microsoft.com/office/word/2006/wordml" xmlns:wp14="http://schemas.microsoft.com/office/word/2010/wordprocessingDrawing" xmlns:wp="http://schemas.openxmlformats.org/drawingml/2006/wordprocessingDrawing" xmlns:wpc="http://schemas.microsoft.com/office/word/2010/wordprocessingCanvas" xmlns:wpg="http://schemas.microsoft.com/office/word/2010/wordprocessingGroup" xmlns:wpi="http://schemas.microsoft.com/office/word/2010/wordprocessingInk" xmlns:wps="http://schemas.microsoft.com/office/word/2010/wordprocessingShape" mc:Ignorable="w14 wp14">
+  <w:p>
+    <w:pPr>
+      <w:pStyle w:val="Footer"/>
+    </w:pPr>
   </w:p>
 </w:ftr>
 </file>
@@ -16823,367 +15022,9 @@
     </w:pPr>
     <w:r>
       <w:rPr/>
-      <w:pict>
-        <v:shape style="position:absolute;margin-left:69pt;margin-top:36pt;width:475.2pt;height:90.45pt;mso-position-horizontal-relative:page;mso-position-vertical-relative:page;z-index:15728640" type="#_x0000_t202" id="docshape3" filled="false" stroked="false">
-          <v:textbox inset="0,0,0,0">
-            <w:txbxContent>
-              <w:tbl>
-                <w:tblPr>
-                  <w:tblW w:w="0" w:type="auto"/>
-                  <w:jc w:val="left"/>
-                  <w:tblInd w:w="65" w:type="dxa"/>
-                  <w:tblBorders>
-                    <w:top w:val="single" w:sz="4" w:space="0" w:color="000000"/>
-                    <w:left w:val="single" w:sz="4" w:space="0" w:color="000000"/>
-                    <w:bottom w:val="single" w:sz="4" w:space="0" w:color="000000"/>
-                    <w:right w:val="single" w:sz="4" w:space="0" w:color="000000"/>
-                    <w:insideH w:val="single" w:sz="4" w:space="0" w:color="000000"/>
-                    <w:insideV w:val="single" w:sz="4" w:space="0" w:color="000000"/>
-                  </w:tblBorders>
-                  <w:tblLayout w:type="fixed"/>
-                  <w:tblCellMar>
-                    <w:top w:w="0" w:type="dxa"/>
-                    <w:left w:w="0" w:type="dxa"/>
-                    <w:bottom w:w="0" w:type="dxa"/>
-                    <w:right w:w="0" w:type="dxa"/>
-                  </w:tblCellMar>
-                  <w:tblLook w:val="01E0"/>
-                </w:tblPr>
-                <w:tblGrid>
-                  <w:gridCol w:w="4258"/>
-                  <w:gridCol w:w="5117"/>
-                </w:tblGrid>
-                <w:tr>
-                  <w:trPr>
-                    <w:trHeight w:val="892" w:hRule="atLeast"/>
-                  </w:trPr>
-                  <w:tc>
-                    <w:tcPr>
-                      <w:tcW w:w="4258" w:type="dxa"/>
-                      <w:vMerge w:val="restart"/>
-                      <w:tcBorders>
-                        <w:right w:val="single" w:sz="8" w:space="0" w:color="000000"/>
-                      </w:tcBorders>
-                    </w:tcPr>
-                    <w:p>
-                      <w:pPr>
-                        <w:pStyle w:val="TableParagraph"/>
-                        <w:spacing w:before="0"/>
-                        <w:ind w:left="0"/>
-                        <w:rPr>
-                          <w:rFonts w:ascii="Times New Roman"/>
-                          <w:sz w:val="18"/>
-                        </w:rPr>
-                      </w:pPr>
-                    </w:p>
-                  </w:tc>
-                  <w:tc>
-                    <w:tcPr>
-                      <w:tcW w:w="5117" w:type="dxa"/>
-                      <w:tcBorders>
-                        <w:left w:val="single" w:sz="8" w:space="0" w:color="000000"/>
-                        <w:bottom w:val="single" w:sz="8" w:space="0" w:color="000000"/>
-                      </w:tcBorders>
-                    </w:tcPr>
-                    <w:p>
-                      <w:pPr>
-                        <w:pStyle w:val="TableParagraph"/>
-                        <w:spacing w:before="8"/>
-                        <w:ind w:left="0"/>
-                        <w:rPr>
-                          <w:b/>
-                          <w:sz w:val="18"/>
-                        </w:rPr>
-                      </w:pPr>
-                    </w:p>
-                    <w:p>
-                      <w:pPr>
-                        <w:pStyle w:val="TableParagraph"/>
-                        <w:spacing w:before="0"/>
-                        <w:ind w:left="109"/>
-                        <w:rPr>
-                          <w:b/>
-                          <w:sz w:val="20"/>
-                        </w:rPr>
-                      </w:pPr>
-                      <w:r>
-                        <w:rPr>
-                          <w:b/>
-                          <w:sz w:val="20"/>
-                        </w:rPr>
-                        <w:t>Document</w:t>
-                      </w:r>
-                      <w:r>
-                        <w:rPr>
-                          <w:b/>
-                          <w:spacing w:val="-9"/>
-                          <w:sz w:val="20"/>
-                        </w:rPr>
-                        <w:t> </w:t>
-                      </w:r>
-                      <w:r>
-                        <w:rPr>
-                          <w:b/>
-                          <w:spacing w:val="-2"/>
-                          <w:sz w:val="20"/>
-                        </w:rPr>
-                        <w:t>Title:</w:t>
-                      </w:r>
-                    </w:p>
-                    <w:p>
-                      <w:pPr>
-                        <w:pStyle w:val="TableParagraph"/>
-                        <w:spacing w:before="68"/>
-                        <w:ind w:left="109"/>
-                        <w:rPr>
-                          <w:sz w:val="20"/>
-                        </w:rPr>
-                      </w:pPr>
-                      <w:r>
-                        <w:rPr>
-                          <w:sz w:val="20"/>
-                        </w:rPr>
-                        <w:t>Review</w:t>
-                      </w:r>
-                      <w:r>
-                        <w:rPr>
-                          <w:spacing w:val="-6"/>
-                          <w:sz w:val="20"/>
-                        </w:rPr>
-                        <w:t> </w:t>
-                      </w:r>
-                      <w:r>
-                        <w:rPr>
-                          <w:sz w:val="20"/>
-                        </w:rPr>
-                        <w:t>of</w:t>
-                      </w:r>
-                      <w:r>
-                        <w:rPr>
-                          <w:spacing w:val="-6"/>
-                          <w:sz w:val="20"/>
-                        </w:rPr>
-                        <w:t> </w:t>
-                      </w:r>
-                      <w:r>
-                        <w:rPr>
-                          <w:sz w:val="20"/>
-                        </w:rPr>
-                        <w:t>Laboratory</w:t>
-                      </w:r>
-                      <w:r>
-                        <w:rPr>
-                          <w:spacing w:val="-6"/>
-                          <w:sz w:val="20"/>
-                        </w:rPr>
-                        <w:t> </w:t>
-                      </w:r>
-                      <w:r>
-                        <w:rPr>
-                          <w:spacing w:val="-2"/>
-                          <w:sz w:val="20"/>
-                        </w:rPr>
-                        <w:t>Reports</w:t>
-                      </w:r>
-                    </w:p>
-                  </w:tc>
-                </w:tr>
-                <w:tr>
-                  <w:trPr>
-                    <w:trHeight w:val="877" w:hRule="atLeast"/>
-                  </w:trPr>
-                  <w:tc>
-                    <w:tcPr>
-                      <w:tcW w:w="4258" w:type="dxa"/>
-                      <w:vMerge/>
-                      <w:tcBorders>
-                        <w:top w:val="nil"/>
-                        <w:right w:val="single" w:sz="8" w:space="0" w:color="000000"/>
-                      </w:tcBorders>
-                    </w:tcPr>
-                    <w:p>
-                      <w:pPr>
-                        <w:rPr>
-                          <w:sz w:val="2"/>
-                          <w:szCs w:val="2"/>
-                        </w:rPr>
-                      </w:pPr>
-                    </w:p>
-                  </w:tc>
-                  <w:tc>
-                    <w:tcPr>
-                      <w:tcW w:w="5117" w:type="dxa"/>
-                      <w:tcBorders>
-                        <w:top w:val="single" w:sz="8" w:space="0" w:color="000000"/>
-                        <w:left w:val="single" w:sz="8" w:space="0" w:color="000000"/>
-                      </w:tcBorders>
-                    </w:tcPr>
-                    <w:p>
-                      <w:pPr>
-                        <w:pStyle w:val="TableParagraph"/>
-                        <w:spacing w:before="109"/>
-                        <w:ind w:left="109"/>
-                        <w:rPr>
-                          <w:b/>
-                          <w:sz w:val="20"/>
-                        </w:rPr>
-                      </w:pPr>
-                      <w:r>
-                        <w:rPr>
-                          <w:b/>
-                          <w:sz w:val="20"/>
-                        </w:rPr>
-                        <w:t>Document</w:t>
-                      </w:r>
-                      <w:r>
-                        <w:rPr>
-                          <w:b/>
-                          <w:spacing w:val="-7"/>
-                          <w:sz w:val="20"/>
-                        </w:rPr>
-                        <w:t> </w:t>
-                      </w:r>
-                      <w:r>
-                        <w:rPr>
-                          <w:b/>
-                          <w:sz w:val="20"/>
-                        </w:rPr>
-                        <w:t>Number</w:t>
-                      </w:r>
-                      <w:r>
-                        <w:rPr>
-                          <w:b/>
-                          <w:spacing w:val="-7"/>
-                          <w:sz w:val="20"/>
-                        </w:rPr>
-                        <w:t> </w:t>
-                      </w:r>
-                      <w:r>
-                        <w:rPr>
-                          <w:b/>
-                          <w:sz w:val="20"/>
-                        </w:rPr>
-                        <w:t>and</w:t>
-                      </w:r>
-                      <w:r>
-                        <w:rPr>
-                          <w:b/>
-                          <w:spacing w:val="-6"/>
-                          <w:sz w:val="20"/>
-                        </w:rPr>
-                        <w:t> </w:t>
-                      </w:r>
-                      <w:r>
-                        <w:rPr>
-                          <w:b/>
-                          <w:spacing w:val="-2"/>
-                          <w:sz w:val="20"/>
-                        </w:rPr>
-                        <w:t>Revision:</w:t>
-                      </w:r>
-                    </w:p>
-                    <w:p>
-                      <w:pPr>
-                        <w:pStyle w:val="TableParagraph"/>
-                        <w:spacing w:before="68"/>
-                        <w:ind w:left="109"/>
-                        <w:rPr>
-                          <w:sz w:val="20"/>
-                        </w:rPr>
-                      </w:pPr>
-                      <w:r>
-                        <w:rPr>
-                          <w:sz w:val="20"/>
-                        </w:rPr>
-                        <w:t>CS_WI_MS001</w:t>
-                      </w:r>
-                      <w:r>
-                        <w:rPr>
-                          <w:spacing w:val="-11"/>
-                          <w:sz w:val="20"/>
-                        </w:rPr>
-                        <w:t> </w:t>
-                      </w:r>
-                      <w:r>
-                        <w:rPr>
-                          <w:sz w:val="20"/>
-                        </w:rPr>
-                        <w:t>Revision</w:t>
-                      </w:r>
-                      <w:r>
-                        <w:rPr>
-                          <w:spacing w:val="-6"/>
-                          <w:sz w:val="20"/>
-                        </w:rPr>
-                        <w:t> </w:t>
-                      </w:r>
-                      <w:r>
-                        <w:rPr>
-                          <w:spacing w:val="-5"/>
-                          <w:sz w:val="20"/>
-                        </w:rPr>
-                        <w:t>12</w:t>
-                      </w:r>
-                    </w:p>
-                  </w:tc>
-                </w:tr>
-              </w:tbl>
-              <w:p>
-                <w:pPr>
-                  <w:pStyle w:val="BodyText"/>
-                </w:pPr>
-              </w:p>
-            </w:txbxContent>
-          </v:textbox>
-          <w10:wrap type="none"/>
-        </v:shape>
-      </w:pict>
     </w:r>
     <w:r>
       <w:rPr/>
-      <w:drawing>
-        <wp:anchor distT="0" distB="0" distL="0" distR="0" allowOverlap="1" layoutInCell="1" locked="0" behindDoc="1" simplePos="0" relativeHeight="487036416">
-          <wp:simplePos x="0" y="0"/>
-          <wp:positionH relativeFrom="page">
-            <wp:posOffset>1271016</wp:posOffset>
-          </wp:positionH>
-          <wp:positionV relativeFrom="page">
-            <wp:posOffset>871727</wp:posOffset>
-          </wp:positionV>
-          <wp:extent cx="1978152" cy="347472"/>
-          <wp:effectExtent l="0" t="0" r="0" b="0"/>
-          <wp:wrapNone/>
-          <wp:docPr id="3" name="image1.png"/>
-          <wp:cNvGraphicFramePr>
-            <a:graphicFrameLocks noChangeAspect="1"/>
-          </wp:cNvGraphicFramePr>
-          <a:graphic>
-            <a:graphicData uri="http://schemas.openxmlformats.org/drawingml/2006/picture">
-              <pic:pic>
-                <pic:nvPicPr>
-                  <pic:cNvPr id="4" name="image1.png"/>
-                  <pic:cNvPicPr/>
-                </pic:nvPicPr>
-                <pic:blipFill>
-                  <a:blip r:embed="rId1" cstate="print"/>
-                  <a:stretch>
-                    <a:fillRect/>
-                  </a:stretch>
-                </pic:blipFill>
-                <pic:spPr>
-                  <a:xfrm>
-                    <a:off x="0" y="0"/>
-                    <a:ext cx="1978152" cy="347472"/>
-                  </a:xfrm>
-                  <a:prstGeom prst="rect">
-                    <a:avLst/>
-                  </a:prstGeom>
-                </pic:spPr>
-              </pic:pic>
-            </a:graphicData>
-          </a:graphic>
-        </wp:anchor>
-      </w:drawing>
     </w:r>
   </w:p>
 </w:hdr>
@@ -17201,367 +15042,9 @@
     </w:pPr>
     <w:r>
       <w:rPr/>
-      <w:pict>
-        <v:shape style="position:absolute;margin-left:69pt;margin-top:36pt;width:475.2pt;height:90.45pt;mso-position-horizontal-relative:page;mso-position-vertical-relative:page;z-index:15729664" type="#_x0000_t202" id="docshape110" filled="false" stroked="false">
-          <v:textbox inset="0,0,0,0">
-            <w:txbxContent>
-              <w:tbl>
-                <w:tblPr>
-                  <w:tblW w:w="0" w:type="auto"/>
-                  <w:jc w:val="left"/>
-                  <w:tblInd w:w="65" w:type="dxa"/>
-                  <w:tblBorders>
-                    <w:top w:val="single" w:sz="4" w:space="0" w:color="000000"/>
-                    <w:left w:val="single" w:sz="4" w:space="0" w:color="000000"/>
-                    <w:bottom w:val="single" w:sz="4" w:space="0" w:color="000000"/>
-                    <w:right w:val="single" w:sz="4" w:space="0" w:color="000000"/>
-                    <w:insideH w:val="single" w:sz="4" w:space="0" w:color="000000"/>
-                    <w:insideV w:val="single" w:sz="4" w:space="0" w:color="000000"/>
-                  </w:tblBorders>
-                  <w:tblLayout w:type="fixed"/>
-                  <w:tblCellMar>
-                    <w:top w:w="0" w:type="dxa"/>
-                    <w:left w:w="0" w:type="dxa"/>
-                    <w:bottom w:w="0" w:type="dxa"/>
-                    <w:right w:w="0" w:type="dxa"/>
-                  </w:tblCellMar>
-                  <w:tblLook w:val="01E0"/>
-                </w:tblPr>
-                <w:tblGrid>
-                  <w:gridCol w:w="4258"/>
-                  <w:gridCol w:w="5117"/>
-                </w:tblGrid>
-                <w:tr>
-                  <w:trPr>
-                    <w:trHeight w:val="892" w:hRule="atLeast"/>
-                  </w:trPr>
-                  <w:tc>
-                    <w:tcPr>
-                      <w:tcW w:w="4258" w:type="dxa"/>
-                      <w:vMerge w:val="restart"/>
-                      <w:tcBorders>
-                        <w:right w:val="single" w:sz="8" w:space="0" w:color="000000"/>
-                      </w:tcBorders>
-                    </w:tcPr>
-                    <w:p>
-                      <w:pPr>
-                        <w:pStyle w:val="TableParagraph"/>
-                        <w:spacing w:before="0"/>
-                        <w:ind w:left="0"/>
-                        <w:rPr>
-                          <w:rFonts w:ascii="Times New Roman"/>
-                          <w:sz w:val="18"/>
-                        </w:rPr>
-                      </w:pPr>
-                    </w:p>
-                  </w:tc>
-                  <w:tc>
-                    <w:tcPr>
-                      <w:tcW w:w="5117" w:type="dxa"/>
-                      <w:tcBorders>
-                        <w:left w:val="single" w:sz="8" w:space="0" w:color="000000"/>
-                        <w:bottom w:val="single" w:sz="8" w:space="0" w:color="000000"/>
-                      </w:tcBorders>
-                    </w:tcPr>
-                    <w:p>
-                      <w:pPr>
-                        <w:pStyle w:val="TableParagraph"/>
-                        <w:spacing w:before="8"/>
-                        <w:ind w:left="0"/>
-                        <w:rPr>
-                          <w:b/>
-                          <w:sz w:val="18"/>
-                        </w:rPr>
-                      </w:pPr>
-                    </w:p>
-                    <w:p>
-                      <w:pPr>
-                        <w:pStyle w:val="TableParagraph"/>
-                        <w:spacing w:before="0"/>
-                        <w:ind w:left="109"/>
-                        <w:rPr>
-                          <w:b/>
-                          <w:sz w:val="20"/>
-                        </w:rPr>
-                      </w:pPr>
-                      <w:r>
-                        <w:rPr>
-                          <w:b/>
-                          <w:sz w:val="20"/>
-                        </w:rPr>
-                        <w:t>Document</w:t>
-                      </w:r>
-                      <w:r>
-                        <w:rPr>
-                          <w:b/>
-                          <w:spacing w:val="-9"/>
-                          <w:sz w:val="20"/>
-                        </w:rPr>
-                        <w:t> </w:t>
-                      </w:r>
-                      <w:r>
-                        <w:rPr>
-                          <w:b/>
-                          <w:spacing w:val="-2"/>
-                          <w:sz w:val="20"/>
-                        </w:rPr>
-                        <w:t>Title:</w:t>
-                      </w:r>
-                    </w:p>
-                    <w:p>
-                      <w:pPr>
-                        <w:pStyle w:val="TableParagraph"/>
-                        <w:spacing w:before="68"/>
-                        <w:ind w:left="109"/>
-                        <w:rPr>
-                          <w:sz w:val="20"/>
-                        </w:rPr>
-                      </w:pPr>
-                      <w:r>
-                        <w:rPr>
-                          <w:sz w:val="20"/>
-                        </w:rPr>
-                        <w:t>Review</w:t>
-                      </w:r>
-                      <w:r>
-                        <w:rPr>
-                          <w:spacing w:val="-6"/>
-                          <w:sz w:val="20"/>
-                        </w:rPr>
-                        <w:t> </w:t>
-                      </w:r>
-                      <w:r>
-                        <w:rPr>
-                          <w:sz w:val="20"/>
-                        </w:rPr>
-                        <w:t>of</w:t>
-                      </w:r>
-                      <w:r>
-                        <w:rPr>
-                          <w:spacing w:val="-6"/>
-                          <w:sz w:val="20"/>
-                        </w:rPr>
-                        <w:t> </w:t>
-                      </w:r>
-                      <w:r>
-                        <w:rPr>
-                          <w:sz w:val="20"/>
-                        </w:rPr>
-                        <w:t>Laboratory</w:t>
-                      </w:r>
-                      <w:r>
-                        <w:rPr>
-                          <w:spacing w:val="-6"/>
-                          <w:sz w:val="20"/>
-                        </w:rPr>
-                        <w:t> </w:t>
-                      </w:r>
-                      <w:r>
-                        <w:rPr>
-                          <w:spacing w:val="-2"/>
-                          <w:sz w:val="20"/>
-                        </w:rPr>
-                        <w:t>Reports</w:t>
-                      </w:r>
-                    </w:p>
-                  </w:tc>
-                </w:tr>
-                <w:tr>
-                  <w:trPr>
-                    <w:trHeight w:val="877" w:hRule="atLeast"/>
-                  </w:trPr>
-                  <w:tc>
-                    <w:tcPr>
-                      <w:tcW w:w="4258" w:type="dxa"/>
-                      <w:vMerge/>
-                      <w:tcBorders>
-                        <w:top w:val="nil"/>
-                        <w:right w:val="single" w:sz="8" w:space="0" w:color="000000"/>
-                      </w:tcBorders>
-                    </w:tcPr>
-                    <w:p>
-                      <w:pPr>
-                        <w:rPr>
-                          <w:sz w:val="2"/>
-                          <w:szCs w:val="2"/>
-                        </w:rPr>
-                      </w:pPr>
-                    </w:p>
-                  </w:tc>
-                  <w:tc>
-                    <w:tcPr>
-                      <w:tcW w:w="5117" w:type="dxa"/>
-                      <w:tcBorders>
-                        <w:top w:val="single" w:sz="8" w:space="0" w:color="000000"/>
-                        <w:left w:val="single" w:sz="8" w:space="0" w:color="000000"/>
-                      </w:tcBorders>
-                    </w:tcPr>
-                    <w:p>
-                      <w:pPr>
-                        <w:pStyle w:val="TableParagraph"/>
-                        <w:spacing w:before="109"/>
-                        <w:ind w:left="109"/>
-                        <w:rPr>
-                          <w:b/>
-                          <w:sz w:val="20"/>
-                        </w:rPr>
-                      </w:pPr>
-                      <w:r>
-                        <w:rPr>
-                          <w:b/>
-                          <w:sz w:val="20"/>
-                        </w:rPr>
-                        <w:t>Document</w:t>
-                      </w:r>
-                      <w:r>
-                        <w:rPr>
-                          <w:b/>
-                          <w:spacing w:val="-7"/>
-                          <w:sz w:val="20"/>
-                        </w:rPr>
-                        <w:t> </w:t>
-                      </w:r>
-                      <w:r>
-                        <w:rPr>
-                          <w:b/>
-                          <w:sz w:val="20"/>
-                        </w:rPr>
-                        <w:t>Number</w:t>
-                      </w:r>
-                      <w:r>
-                        <w:rPr>
-                          <w:b/>
-                          <w:spacing w:val="-7"/>
-                          <w:sz w:val="20"/>
-                        </w:rPr>
-                        <w:t> </w:t>
-                      </w:r>
-                      <w:r>
-                        <w:rPr>
-                          <w:b/>
-                          <w:sz w:val="20"/>
-                        </w:rPr>
-                        <w:t>and</w:t>
-                      </w:r>
-                      <w:r>
-                        <w:rPr>
-                          <w:b/>
-                          <w:spacing w:val="-6"/>
-                          <w:sz w:val="20"/>
-                        </w:rPr>
-                        <w:t> </w:t>
-                      </w:r>
-                      <w:r>
-                        <w:rPr>
-                          <w:b/>
-                          <w:spacing w:val="-2"/>
-                          <w:sz w:val="20"/>
-                        </w:rPr>
-                        <w:t>Revision:</w:t>
-                      </w:r>
-                    </w:p>
-                    <w:p>
-                      <w:pPr>
-                        <w:pStyle w:val="TableParagraph"/>
-                        <w:spacing w:before="68"/>
-                        <w:ind w:left="109"/>
-                        <w:rPr>
-                          <w:sz w:val="20"/>
-                        </w:rPr>
-                      </w:pPr>
-                      <w:r>
-                        <w:rPr>
-                          <w:sz w:val="20"/>
-                        </w:rPr>
-                        <w:t>CS_WI_MS001</w:t>
-                      </w:r>
-                      <w:r>
-                        <w:rPr>
-                          <w:spacing w:val="-11"/>
-                          <w:sz w:val="20"/>
-                        </w:rPr>
-                        <w:t> </w:t>
-                      </w:r>
-                      <w:r>
-                        <w:rPr>
-                          <w:sz w:val="20"/>
-                        </w:rPr>
-                        <w:t>Revision</w:t>
-                      </w:r>
-                      <w:r>
-                        <w:rPr>
-                          <w:spacing w:val="-6"/>
-                          <w:sz w:val="20"/>
-                        </w:rPr>
-                        <w:t> </w:t>
-                      </w:r>
-                      <w:r>
-                        <w:rPr>
-                          <w:spacing w:val="-5"/>
-                          <w:sz w:val="20"/>
-                        </w:rPr>
-                        <w:t>12</w:t>
-                      </w:r>
-                    </w:p>
-                  </w:tc>
-                </w:tr>
-              </w:tbl>
-              <w:p>
-                <w:pPr>
-                  <w:pStyle w:val="BodyText"/>
-                </w:pPr>
-              </w:p>
-            </w:txbxContent>
-          </v:textbox>
-          <w10:wrap type="none"/>
-        </v:shape>
-      </w:pict>
     </w:r>
     <w:r>
       <w:rPr/>
-      <w:drawing>
-        <wp:anchor distT="0" distB="0" distL="0" distR="0" allowOverlap="1" layoutInCell="1" locked="0" behindDoc="1" simplePos="0" relativeHeight="487037952">
-          <wp:simplePos x="0" y="0"/>
-          <wp:positionH relativeFrom="page">
-            <wp:posOffset>1271016</wp:posOffset>
-          </wp:positionH>
-          <wp:positionV relativeFrom="page">
-            <wp:posOffset>871727</wp:posOffset>
-          </wp:positionV>
-          <wp:extent cx="1978152" cy="347472"/>
-          <wp:effectExtent l="0" t="0" r="0" b="0"/>
-          <wp:wrapNone/>
-          <wp:docPr id="5" name="image1.png"/>
-          <wp:cNvGraphicFramePr>
-            <a:graphicFrameLocks noChangeAspect="1"/>
-          </wp:cNvGraphicFramePr>
-          <a:graphic>
-            <a:graphicData uri="http://schemas.openxmlformats.org/drawingml/2006/picture">
-              <pic:pic>
-                <pic:nvPicPr>
-                  <pic:cNvPr id="6" name="image1.png"/>
-                  <pic:cNvPicPr/>
-                </pic:nvPicPr>
-                <pic:blipFill>
-                  <a:blip r:embed="rId1" cstate="print"/>
-                  <a:stretch>
-                    <a:fillRect/>
-                  </a:stretch>
-                </pic:blipFill>
-                <pic:spPr>
-                  <a:xfrm>
-                    <a:off x="0" y="0"/>
-                    <a:ext cx="1978152" cy="347472"/>
-                  </a:xfrm>
-                  <a:prstGeom prst="rect">
-                    <a:avLst/>
-                  </a:prstGeom>
-                </pic:spPr>
-              </pic:pic>
-            </a:graphicData>
-          </a:graphic>
-        </wp:anchor>
-      </w:drawing>
     </w:r>
   </w:p>
 </w:hdr>
@@ -17576,6 +15059,36 @@
       <w:rPr>
         <w:sz w:val="2"/>
       </w:rPr>
+    </w:pPr>
+  </w:p>
+</w:hdr>
+</file>
+
+<file path=word/header4.xml><?xml version="1.0" encoding="utf-8"?>
+<w:hdr xmlns:m="http://schemas.openxmlformats.org/officeDocument/2006/math" xmlns:mc="http://schemas.openxmlformats.org/markup-compatibility/2006" xmlns:mo="http://schemas.microsoft.com/office/mac/office/2008/main" xmlns:mv="urn:schemas-microsoft-com:mac:vml" xmlns:o="urn:schemas-microsoft-com:office:office" xmlns:r="http://schemas.openxmlformats.org/officeDocument/2006/relationships" xmlns:v="urn:schemas-microsoft-com:vml" xmlns:w10="urn:schemas-microsoft-com:office:word" xmlns:w14="http://schemas.microsoft.com/office/word/2010/wordml" xmlns:w="http://schemas.openxmlformats.org/wordprocessingml/2006/main" xmlns:wne="http://schemas.microsoft.com/office/word/2006/wordml" xmlns:wp14="http://schemas.microsoft.com/office/word/2010/wordprocessingDrawing" xmlns:wp="http://schemas.openxmlformats.org/drawingml/2006/wordprocessingDrawing" xmlns:wpc="http://schemas.microsoft.com/office/word/2010/wordprocessingCanvas" xmlns:wpg="http://schemas.microsoft.com/office/word/2010/wordprocessingGroup" xmlns:wpi="http://schemas.microsoft.com/office/word/2010/wordprocessingInk" xmlns:wps="http://schemas.microsoft.com/office/word/2010/wordprocessingShape" mc:Ignorable="w14 wp14">
+  <w:p>
+    <w:pPr>
+      <w:pStyle w:val="Header"/>
+    </w:pPr>
+  </w:p>
+</w:hdr>
+</file>
+
+<file path=word/header5.xml><?xml version="1.0" encoding="utf-8"?>
+<w:hdr xmlns:m="http://schemas.openxmlformats.org/officeDocument/2006/math" xmlns:mc="http://schemas.openxmlformats.org/markup-compatibility/2006" xmlns:mo="http://schemas.microsoft.com/office/mac/office/2008/main" xmlns:mv="urn:schemas-microsoft-com:mac:vml" xmlns:o="urn:schemas-microsoft-com:office:office" xmlns:r="http://schemas.openxmlformats.org/officeDocument/2006/relationships" xmlns:v="urn:schemas-microsoft-com:vml" xmlns:w10="urn:schemas-microsoft-com:office:word" xmlns:w14="http://schemas.microsoft.com/office/word/2010/wordml" xmlns:w="http://schemas.openxmlformats.org/wordprocessingml/2006/main" xmlns:wne="http://schemas.microsoft.com/office/word/2006/wordml" xmlns:wp14="http://schemas.microsoft.com/office/word/2010/wordprocessingDrawing" xmlns:wp="http://schemas.openxmlformats.org/drawingml/2006/wordprocessingDrawing" xmlns:wpc="http://schemas.microsoft.com/office/word/2010/wordprocessingCanvas" xmlns:wpg="http://schemas.microsoft.com/office/word/2010/wordprocessingGroup" xmlns:wpi="http://schemas.microsoft.com/office/word/2010/wordprocessingInk" xmlns:wps="http://schemas.microsoft.com/office/word/2010/wordprocessingShape" mc:Ignorable="w14 wp14">
+  <w:p>
+    <w:pPr>
+      <w:pStyle w:val="Header"/>
+    </w:pPr>
+  </w:p>
+</w:hdr>
+</file>
+
+<file path=word/header6.xml><?xml version="1.0" encoding="utf-8"?>
+<w:hdr xmlns:m="http://schemas.openxmlformats.org/officeDocument/2006/math" xmlns:mc="http://schemas.openxmlformats.org/markup-compatibility/2006" xmlns:mo="http://schemas.microsoft.com/office/mac/office/2008/main" xmlns:mv="urn:schemas-microsoft-com:mac:vml" xmlns:o="urn:schemas-microsoft-com:office:office" xmlns:r="http://schemas.openxmlformats.org/officeDocument/2006/relationships" xmlns:v="urn:schemas-microsoft-com:vml" xmlns:w10="urn:schemas-microsoft-com:office:word" xmlns:w14="http://schemas.microsoft.com/office/word/2010/wordml" xmlns:w="http://schemas.openxmlformats.org/wordprocessingml/2006/main" xmlns:wne="http://schemas.microsoft.com/office/word/2006/wordml" xmlns:wp14="http://schemas.microsoft.com/office/word/2010/wordprocessingDrawing" xmlns:wp="http://schemas.openxmlformats.org/drawingml/2006/wordprocessingDrawing" xmlns:wpc="http://schemas.microsoft.com/office/word/2010/wordprocessingCanvas" xmlns:wpg="http://schemas.microsoft.com/office/word/2010/wordprocessingGroup" xmlns:wpi="http://schemas.microsoft.com/office/word/2010/wordprocessingInk" xmlns:wps="http://schemas.microsoft.com/office/word/2010/wordprocessingShape" mc:Ignorable="w14 wp14">
+  <w:p>
+    <w:pPr>
+      <w:pStyle w:val="Header"/>
     </w:pPr>
   </w:p>
 </w:hdr>
